--- a/搬送実績入力ツール取扱説明書.docx
+++ b/搬送実績入力ツール取扱説明書.docx
@@ -4,616 +4,126 @@
   <w:body>
     <w:p>
       <w:pPr>
-        <w:widowControl w:val="0"/>
-        <w:spacing w:after="160" w:line="259" w:lineRule="auto"/>
+        <w:pStyle w:val="a3"/>
+        <w:spacing w:after="60"/>
+      </w:pPr>
+      <w:r>
+        <w:t>搬送実績入力ツール 取扱説明書</w:t>
+      </w:r>
+    </w:p>
+    <w:p>
+      <w:r>
+        <w:t>日々の入力から月報作成・転記・バックアップまで</w:t>
+      </w:r>
+    </w:p>
+    <w:p>
+      <w:r>
+        <w:t>対象：現行バージョン 2.9.0 を基準に記載　／　更新日：2026年10月4日</w:t>
+      </w:r>
+    </w:p>
+    <w:p>
+      <w:pPr>
+        <w:pStyle w:val="1"/>
+      </w:pPr>
+      <w:r>
+        <w:t>この説明書について</w:t>
+      </w:r>
+    </w:p>
+    <w:p>
+      <w:r>
+        <w:t>この説明書では、搬送実績入力ツールを初めて使う方が、月データの準備、日々の入力、内容確認、保存、月報ファイルの作成まで進められるように、画面の操作順に説明します。画面の表示や項目は、車両設定・対象月・ツールのバージョンによって一部異なることがあります。</w:t>
+      </w:r>
+    </w:p>
+    <w:tbl>
+      <w:tblPr>
+        <w:tblW w:type="auto" w:w="0"/>
         <w:jc w:val="center"/>
-        <w:rPr>
-          <w:b/>
-          <w:bCs/>
-          <w:sz w:val="40"/>
-          <w:szCs w:val="40"/>
-        </w:rPr>
-      </w:pPr>
-      <w:r>
-        <w:rPr>
-          <w:b/>
-          <w:bCs/>
-          <w:sz w:val="40"/>
-          <w:szCs w:val="40"/>
-        </w:rPr>
-        <w:t>搬送実績入力ツール取扱説明書</w:t>
-      </w:r>
-    </w:p>
-    <w:p>
-      <w:pPr>
-        <w:widowControl w:val="0"/>
-        <w:spacing w:after="160" w:line="259" w:lineRule="auto"/>
-        <w:jc w:val="right"/>
-      </w:pPr>
-      <w:r>
-        <w:rPr>
-          <w:b/>
-          <w:bCs/>
-        </w:rPr>
-        <w:t xml:space="preserve">バージョン: </w:t>
-      </w:r>
-      <w:r>
-        <w:rPr>
-          <w:rFonts w:hint="eastAsia"/>
-          <w:b/>
-          <w:bCs/>
-        </w:rPr>
-        <w:t>1</w:t>
-      </w:r>
-      <w:r>
-        <w:rPr>
-          <w:b/>
-          <w:bCs/>
-        </w:rPr>
-        <w:t>.</w:t>
-      </w:r>
-      <w:r>
-        <w:rPr>
-          <w:rFonts w:hint="eastAsia"/>
-          <w:b/>
-          <w:bCs/>
-        </w:rPr>
-        <w:t>3</w:t>
-      </w:r>
-      <w:r>
-        <w:rPr>
-          <w:b/>
-          <w:bCs/>
-        </w:rPr>
-        <w:t>.</w:t>
-      </w:r>
-      <w:r>
-        <w:rPr>
-          <w:rFonts w:hint="eastAsia"/>
-          <w:b/>
-          <w:bCs/>
-        </w:rPr>
-        <w:t>x</w:t>
-      </w:r>
-    </w:p>
-    <w:p>
-      <w:pPr>
-        <w:spacing w:after="0" w:line="240" w:lineRule="atLeast"/>
-      </w:pPr>
-      <w:r>
-        <w:t>1. はじめに</w:t>
-      </w:r>
-      <w:r>
-        <w:br/>
-        <w:t>このツールは、日々の搬送実績データを簡単に入力し、Excel形式の実績月報ファイルへの転記を自動化するためのアプリケーションです。</w:t>
-      </w:r>
-      <w:r>
-        <w:br/>
-        <w:t>この取扱説明書をよくお読みになり、正しくお使いください。</w:t>
-      </w:r>
-    </w:p>
-    <w:p>
-      <w:pPr>
-        <w:spacing w:after="0" w:line="240" w:lineRule="atLeast"/>
-      </w:pPr>
-    </w:p>
-    <w:p>
-      <w:pPr>
-        <w:spacing w:after="0" w:line="240" w:lineRule="atLeast"/>
-      </w:pPr>
-    </w:p>
-    <w:p>
-      <w:pPr>
-        <w:spacing w:after="0" w:line="240" w:lineRule="atLeast"/>
-      </w:pPr>
-    </w:p>
-    <w:p>
-      <w:pPr>
-        <w:spacing w:after="0" w:line="240" w:lineRule="atLeast"/>
-      </w:pPr>
-    </w:p>
-    <w:p>
-      <w:pPr>
-        <w:spacing w:after="0" w:line="240" w:lineRule="atLeast"/>
-      </w:pPr>
-    </w:p>
-    <w:p>
-      <w:pPr>
-        <w:spacing w:after="0" w:line="240" w:lineRule="atLeast"/>
-      </w:pPr>
-    </w:p>
-    <w:p>
-      <w:pPr>
-        <w:spacing w:after="0" w:line="240" w:lineRule="atLeast"/>
-      </w:pPr>
-    </w:p>
-    <w:p>
-      <w:pPr>
-        <w:spacing w:after="0" w:line="240" w:lineRule="atLeast"/>
-      </w:pPr>
-    </w:p>
-    <w:p>
-      <w:pPr>
-        <w:spacing w:after="0" w:line="240" w:lineRule="atLeast"/>
-      </w:pPr>
-    </w:p>
-    <w:p>
-      <w:pPr>
-        <w:spacing w:after="0" w:line="240" w:lineRule="atLeast"/>
-      </w:pPr>
-    </w:p>
-    <w:p>
-      <w:pPr>
-        <w:spacing w:after="0" w:line="240" w:lineRule="atLeast"/>
-      </w:pPr>
-    </w:p>
-    <w:p>
-      <w:pPr>
-        <w:spacing w:after="0" w:line="240" w:lineRule="atLeast"/>
-      </w:pPr>
-    </w:p>
-    <w:p>
-      <w:pPr>
-        <w:spacing w:after="0" w:line="240" w:lineRule="atLeast"/>
-      </w:pPr>
-    </w:p>
-    <w:p>
-      <w:pPr>
-        <w:spacing w:after="0" w:line="240" w:lineRule="atLeast"/>
-      </w:pPr>
-    </w:p>
-    <w:p>
-      <w:pPr>
-        <w:spacing w:after="0" w:line="240" w:lineRule="atLeast"/>
-      </w:pPr>
-    </w:p>
-    <w:p>
-      <w:pPr>
-        <w:spacing w:after="0" w:line="240" w:lineRule="atLeast"/>
-      </w:pPr>
-    </w:p>
-    <w:p>
-      <w:pPr>
-        <w:spacing w:after="0" w:line="240" w:lineRule="atLeast"/>
-      </w:pPr>
-    </w:p>
-    <w:p>
-      <w:pPr>
-        <w:spacing w:after="0" w:line="240" w:lineRule="atLeast"/>
-      </w:pPr>
-    </w:p>
-    <w:p>
-      <w:pPr>
-        <w:spacing w:after="0" w:line="240" w:lineRule="atLeast"/>
-      </w:pPr>
-    </w:p>
-    <w:p>
-      <w:pPr>
-        <w:spacing w:after="0" w:line="240" w:lineRule="atLeast"/>
-      </w:pPr>
-    </w:p>
-    <w:p>
-      <w:pPr>
-        <w:spacing w:after="0" w:line="240" w:lineRule="atLeast"/>
-      </w:pPr>
-    </w:p>
-    <w:p>
-      <w:pPr>
-        <w:spacing w:after="0" w:line="240" w:lineRule="atLeast"/>
-      </w:pPr>
-    </w:p>
-    <w:p>
-      <w:pPr>
-        <w:spacing w:after="0" w:line="240" w:lineRule="atLeast"/>
-      </w:pPr>
-    </w:p>
-    <w:p>
-      <w:pPr>
-        <w:spacing w:after="0" w:line="240" w:lineRule="atLeast"/>
-      </w:pPr>
-    </w:p>
-    <w:p>
-      <w:pPr>
-        <w:spacing w:after="0" w:line="240" w:lineRule="atLeast"/>
-      </w:pPr>
-    </w:p>
-    <w:p>
-      <w:pPr>
-        <w:spacing w:after="0" w:line="240" w:lineRule="atLeast"/>
-      </w:pPr>
-    </w:p>
-    <w:p>
-      <w:pPr>
-        <w:spacing w:after="0" w:line="240" w:lineRule="atLeast"/>
-      </w:pPr>
-    </w:p>
-    <w:p>
-      <w:pPr>
-        <w:spacing w:after="0" w:line="240" w:lineRule="atLeast"/>
-      </w:pPr>
-    </w:p>
-    <w:p>
-      <w:pPr>
-        <w:spacing w:after="0" w:line="240" w:lineRule="atLeast"/>
-      </w:pPr>
-    </w:p>
-    <w:p>
-      <w:pPr>
-        <w:spacing w:after="0" w:line="240" w:lineRule="atLeast"/>
-      </w:pPr>
-    </w:p>
-    <w:p>
-      <w:pPr>
-        <w:spacing w:after="0" w:line="240" w:lineRule="atLeast"/>
-      </w:pPr>
-    </w:p>
-    <w:p>
-      <w:pPr>
-        <w:spacing w:after="0" w:line="240" w:lineRule="atLeast"/>
-      </w:pPr>
-    </w:p>
-    <w:p>
-      <w:pPr>
-        <w:spacing w:after="0" w:line="240" w:lineRule="atLeast"/>
-      </w:pPr>
-    </w:p>
-    <w:p>
-      <w:pPr>
-        <w:spacing w:after="0" w:line="240" w:lineRule="atLeast"/>
-      </w:pPr>
-    </w:p>
-    <w:p>
-      <w:pPr>
-        <w:spacing w:after="0" w:line="240" w:lineRule="atLeast"/>
-      </w:pPr>
-      <w:r>
-        <w:lastRenderedPageBreak/>
-        <w:t>2. アプリケーションの起動と画面構成</w:t>
-      </w:r>
-    </w:p>
-    <w:p>
-      <w:pPr>
-        <w:widowControl w:val="0"/>
-        <w:spacing w:after="0" w:line="240" w:lineRule="atLeast"/>
-        <w:rPr>
-          <w:b/>
-          <w:bCs/>
-        </w:rPr>
-      </w:pPr>
-      <w:r>
-        <w:rPr>
-          <w:b/>
-          <w:bCs/>
-        </w:rPr>
-        <w:t>起動方法</w:t>
-      </w:r>
-    </w:p>
-    <w:p>
-      <w:pPr>
-        <w:widowControl w:val="0"/>
-        <w:spacing w:after="0" w:line="240" w:lineRule="atLeast"/>
-      </w:pPr>
-      <w:r>
-        <w:t>配布されたフォルダの中にある HansoInputTool.exe をダブルクリックして起動します。</w:t>
-      </w:r>
-    </w:p>
-    <w:p>
-      <w:pPr>
-        <w:widowControl w:val="0"/>
-        <w:spacing w:after="0" w:line="240" w:lineRule="atLeast"/>
-        <w:rPr>
-          <w:b/>
-          <w:bCs/>
-        </w:rPr>
-      </w:pPr>
-      <w:r>
-        <w:rPr>
-          <w:b/>
-          <w:bCs/>
-        </w:rPr>
-        <w:t>画面構成</w:t>
-      </w:r>
-    </w:p>
-    <w:p>
-      <w:pPr>
-        <w:widowControl w:val="0"/>
-        <w:spacing w:after="0" w:line="240" w:lineRule="atLeast"/>
-      </w:pPr>
-      <w:r>
-        <w:t>アプリケーションを起動すると、以下のメインウィンドウが表示されます。</w:t>
-      </w:r>
-    </w:p>
-    <w:p>
-      <w:pPr>
-        <w:widowControl w:val="0"/>
-        <w:spacing w:after="0" w:line="240" w:lineRule="atLeast"/>
-        <w:rPr>
-          <w:b/>
-          <w:bCs/>
-        </w:rPr>
-      </w:pPr>
-      <w:r>
-        <w:rPr>
-          <w:b/>
-          <w:bCs/>
-          <w:noProof/>
-        </w:rPr>
-        <mc:AlternateContent>
-          <mc:Choice Requires="wps">
-            <w:drawing>
-              <wp:anchor distT="0" distB="0" distL="114300" distR="114300" simplePos="0" relativeHeight="251660288" behindDoc="0" locked="0" layoutInCell="1" allowOverlap="1" wp14:anchorId="5A6DA924" wp14:editId="1471CA71">
-                <wp:simplePos x="0" y="0"/>
-                <wp:positionH relativeFrom="column">
-                  <wp:posOffset>3171825</wp:posOffset>
-                </wp:positionH>
-                <wp:positionV relativeFrom="paragraph">
-                  <wp:posOffset>123825</wp:posOffset>
-                </wp:positionV>
-                <wp:extent cx="428625" cy="457200"/>
-                <wp:effectExtent l="0" t="0" r="0" b="0"/>
-                <wp:wrapNone/>
-                <wp:docPr id="1066987338" name="テキスト ボックス 2"/>
-                <wp:cNvGraphicFramePr/>
-                <a:graphic xmlns:a="http://schemas.openxmlformats.org/drawingml/2006/main">
-                  <a:graphicData uri="http://schemas.microsoft.com/office/word/2010/wordprocessingShape">
-                    <wps:wsp>
-                      <wps:cNvSpPr txBox="1"/>
-                      <wps:spPr>
-                        <a:xfrm>
-                          <a:off x="0" y="0"/>
-                          <a:ext cx="428625" cy="457200"/>
-                        </a:xfrm>
-                        <a:prstGeom prst="rect">
-                          <a:avLst/>
-                        </a:prstGeom>
-                        <a:noFill/>
-                        <a:ln>
-                          <a:noFill/>
-                        </a:ln>
-                      </wps:spPr>
-                      <wps:style>
-                        <a:lnRef idx="0">
-                          <a:scrgbClr r="0" g="0" b="0"/>
-                        </a:lnRef>
-                        <a:fillRef idx="0">
-                          <a:scrgbClr r="0" g="0" b="0"/>
-                        </a:fillRef>
-                        <a:effectRef idx="0">
-                          <a:scrgbClr r="0" g="0" b="0"/>
-                        </a:effectRef>
-                        <a:fontRef idx="minor">
-                          <a:schemeClr val="dk1"/>
-                        </a:fontRef>
-                      </wps:style>
-                      <wps:txbx>
-                        <w:txbxContent>
-                          <w:p>
-                            <w:pPr>
-                              <w:rPr>
-                                <w:color w:val="000000" w:themeColor="text1"/>
-                                <w:sz w:val="32"/>
-                                <w:szCs w:val="32"/>
-                                <w14:shadow w14:blurRad="38100" w14:dist="19050" w14:dir="2700000" w14:sx="100000" w14:sy="100000" w14:kx="0" w14:ky="0" w14:algn="tl">
-                                  <w14:schemeClr w14:val="dk1">
-                                    <w14:alpha w14:val="60000"/>
-                                  </w14:schemeClr>
-                                </w14:shadow>
-                                <w14:textOutline w14:w="0" w14:cap="flat" w14:cmpd="sng" w14:algn="ctr">
-                                  <w14:noFill/>
-                                  <w14:prstDash w14:val="solid"/>
-                                  <w14:round/>
-                                </w14:textOutline>
-                              </w:rPr>
-                            </w:pPr>
-                            <w:r>
-                              <w:rPr>
-                                <w:rFonts w:hint="eastAsia"/>
-                                <w:sz w:val="32"/>
-                                <w:szCs w:val="32"/>
-                              </w:rPr>
-                              <w:t>②</w:t>
-                            </w:r>
-                          </w:p>
-                        </w:txbxContent>
-                      </wps:txbx>
-                      <wps:bodyPr rot="0" spcFirstLastPara="0" vertOverflow="overflow" horzOverflow="overflow" vert="horz" wrap="square" lIns="91440" tIns="45720" rIns="91440" bIns="45720" numCol="1" spcCol="0" rtlCol="0" fromWordArt="0" anchor="t" anchorCtr="0" forceAA="0" compatLnSpc="1">
-                        <a:prstTxWarp prst="textNoShape">
-                          <a:avLst/>
-                        </a:prstTxWarp>
-                        <a:noAutofit/>
-                      </wps:bodyPr>
-                    </wps:wsp>
-                  </a:graphicData>
-                </a:graphic>
-                <wp14:sizeRelH relativeFrom="margin">
-                  <wp14:pctWidth>0</wp14:pctWidth>
-                </wp14:sizeRelH>
-                <wp14:sizeRelV relativeFrom="margin">
-                  <wp14:pctHeight>0</wp14:pctHeight>
-                </wp14:sizeRelV>
-              </wp:anchor>
-            </w:drawing>
-          </mc:Choice>
-          <mc:Fallback>
-            <w:pict>
-              <v:shapetype w14:anchorId="5A6DA924" id="_x0000_t202" coordsize="21600,21600" o:spt="202" path="m,l,21600r21600,l21600,xe">
-                <v:stroke joinstyle="miter"/>
-                <v:path gradientshapeok="t" o:connecttype="rect"/>
-              </v:shapetype>
-              <v:shape id="テキスト ボックス 2" o:spid="_x0000_s1026" type="#_x0000_t202" style="position:absolute;margin-left:249.75pt;margin-top:9.75pt;width:33.75pt;height:36pt;z-index:251660288;visibility:visible;mso-wrap-style:square;mso-width-percent:0;mso-height-percent:0;mso-wrap-distance-left:9pt;mso-wrap-distance-top:0;mso-wrap-distance-right:9pt;mso-wrap-distance-bottom:0;mso-position-horizontal:absolute;mso-position-horizontal-relative:text;mso-position-vertical:absolute;mso-position-vertical-relative:text;mso-width-percent:0;mso-height-percent:0;mso-width-relative:margin;mso-height-relative:margin;v-text-anchor:top" o:gfxdata="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" filled="f" stroked="f">
-                <v:textbox>
-                  <w:txbxContent>
-                    <w:p>
-                      <w:pPr>
-                        <w:rPr>
-                          <w:color w:val="000000" w:themeColor="text1"/>
-                          <w:sz w:val="32"/>
-                          <w:szCs w:val="32"/>
-                          <w14:shadow w14:blurRad="38100" w14:dist="19050" w14:dir="2700000" w14:sx="100000" w14:sy="100000" w14:kx="0" w14:ky="0" w14:algn="tl">
-                            <w14:schemeClr w14:val="dk1">
-                              <w14:alpha w14:val="60000"/>
-                            </w14:schemeClr>
-                          </w14:shadow>
-                          <w14:textOutline w14:w="0" w14:cap="flat" w14:cmpd="sng" w14:algn="ctr">
-                            <w14:noFill/>
-                            <w14:prstDash w14:val="solid"/>
-                            <w14:round/>
-                          </w14:textOutline>
-                        </w:rPr>
-                      </w:pPr>
-                      <w:r>
-                        <w:rPr>
-                          <w:rFonts w:hint="eastAsia"/>
-                          <w:sz w:val="32"/>
-                          <w:szCs w:val="32"/>
-                        </w:rPr>
-                        <w:t>②</w:t>
-                      </w:r>
-                    </w:p>
-                  </w:txbxContent>
-                </v:textbox>
-              </v:shape>
-            </w:pict>
-          </mc:Fallback>
-        </mc:AlternateContent>
-      </w:r>
-      <w:r>
-        <w:rPr>
-          <w:b/>
-          <w:bCs/>
-          <w:noProof/>
-          <w:highlight w:val="red"/>
-        </w:rPr>
-        <mc:AlternateContent>
-          <mc:Choice Requires="wps">
-            <w:drawing>
-              <wp:anchor distT="0" distB="0" distL="114300" distR="114300" simplePos="0" relativeHeight="251659264" behindDoc="0" locked="0" layoutInCell="1" allowOverlap="1" wp14:anchorId="4AC70B20" wp14:editId="203513ED">
-                <wp:simplePos x="0" y="0"/>
-                <wp:positionH relativeFrom="column">
-                  <wp:posOffset>1590675</wp:posOffset>
-                </wp:positionH>
-                <wp:positionV relativeFrom="paragraph">
-                  <wp:posOffset>333375</wp:posOffset>
-                </wp:positionV>
-                <wp:extent cx="361950" cy="514350"/>
-                <wp:effectExtent l="0" t="0" r="0" b="0"/>
-                <wp:wrapNone/>
-                <wp:docPr id="131493182" name="テキスト ボックス 1"/>
-                <wp:cNvGraphicFramePr/>
-                <a:graphic xmlns:a="http://schemas.openxmlformats.org/drawingml/2006/main">
-                  <a:graphicData uri="http://schemas.microsoft.com/office/word/2010/wordprocessingShape">
-                    <wps:wsp>
-                      <wps:cNvSpPr txBox="1"/>
-                      <wps:spPr>
-                        <a:xfrm>
-                          <a:off x="0" y="0"/>
-                          <a:ext cx="361950" cy="514350"/>
-                        </a:xfrm>
-                        <a:prstGeom prst="rect">
-                          <a:avLst/>
-                        </a:prstGeom>
-                        <a:noFill/>
-                        <a:ln>
-                          <a:noFill/>
-                        </a:ln>
-                      </wps:spPr>
-                      <wps:style>
-                        <a:lnRef idx="2">
-                          <a:schemeClr val="dk1"/>
-                        </a:lnRef>
-                        <a:fillRef idx="1">
-                          <a:schemeClr val="lt1"/>
-                        </a:fillRef>
-                        <a:effectRef idx="0">
-                          <a:schemeClr val="dk1"/>
-                        </a:effectRef>
-                        <a:fontRef idx="minor">
-                          <a:schemeClr val="dk1"/>
-                        </a:fontRef>
-                      </wps:style>
-                      <wps:txbx>
-                        <w:txbxContent>
-                          <w:p>
-                            <w:pPr>
-                              <w:pStyle w:val="a9"/>
-                              <w:numPr>
-                                <w:ilvl w:val="0"/>
-                                <w:numId w:val="13"/>
-                              </w:numPr>
-                              <w:ind w:leftChars="0"/>
-                              <w:jc w:val="center"/>
-                            </w:pPr>
-                          </w:p>
-                        </w:txbxContent>
-                      </wps:txbx>
-                      <wps:bodyPr rot="0" spcFirstLastPara="0" vertOverflow="overflow" horzOverflow="overflow" vert="horz" wrap="square" lIns="91440" tIns="45720" rIns="91440" bIns="45720" numCol="1" spcCol="0" rtlCol="0" fromWordArt="0" anchor="t" anchorCtr="0" forceAA="0" compatLnSpc="1">
-                        <a:prstTxWarp prst="textNoShape">
-                          <a:avLst/>
-                        </a:prstTxWarp>
-                        <a:noAutofit/>
-                      </wps:bodyPr>
-                    </wps:wsp>
-                  </a:graphicData>
-                </a:graphic>
-                <wp14:sizeRelH relativeFrom="margin">
-                  <wp14:pctWidth>0</wp14:pctWidth>
-                </wp14:sizeRelH>
-                <wp14:sizeRelV relativeFrom="margin">
-                  <wp14:pctHeight>0</wp14:pctHeight>
-                </wp14:sizeRelV>
-              </wp:anchor>
-            </w:drawing>
-          </mc:Choice>
-          <mc:Fallback>
-            <w:pict>
-              <v:shape w14:anchorId="4AC70B20" id="テキスト ボックス 1" o:spid="_x0000_s1027" type="#_x0000_t202" style="position:absolute;margin-left:125.25pt;margin-top:26.25pt;width:28.5pt;height:40.5pt;z-index:251659264;visibility:visible;mso-wrap-style:square;mso-width-percent:0;mso-height-percent:0;mso-wrap-distance-left:9pt;mso-wrap-distance-top:0;mso-wrap-distance-right:9pt;mso-wrap-distance-bottom:0;mso-position-horizontal:absolute;mso-position-horizontal-relative:text;mso-position-vertical:absolute;mso-position-vertical-relative:text;mso-width-percent:0;mso-height-percent:0;mso-width-relative:margin;mso-height-relative:margin;v-text-anchor:top" o:gfxdata="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" filled="f" stroked="f" strokeweight="1pt">
-                <v:textbox>
-                  <w:txbxContent>
-                    <w:p>
-                      <w:pPr>
-                        <w:pStyle w:val="a9"/>
-                        <w:numPr>
-                          <w:ilvl w:val="0"/>
-                          <w:numId w:val="13"/>
-                        </w:numPr>
-                        <w:ind w:leftChars="0"/>
-                        <w:jc w:val="center"/>
-                        <w:rPr>
-                          <w:rFonts w:hint="eastAsia"/>
-                        </w:rPr>
-                      </w:pPr>
-                    </w:p>
-                  </w:txbxContent>
-                </v:textbox>
-              </v:shape>
-            </w:pict>
-          </mc:Fallback>
-        </mc:AlternateContent>
-      </w:r>
-      <w:r>
-        <w:rPr>
-          <w:b/>
-          <w:bCs/>
-          <w:noProof/>
-          <w:highlight w:val="red"/>
-        </w:rPr>
+        <w:tblLook w:firstColumn="1" w:firstRow="1" w:lastColumn="0" w:lastRow="0" w:noHBand="0" w:noVBand="1" w:val="04A0"/>
+      </w:tblPr>
+      <w:tblGrid>
+        <w:gridCol w:w="9602"/>
+      </w:tblGrid>
+      <w:tr>
+        <w:tc>
+          <w:tcPr>
+            <w:tcW w:type="dxa" w:w="9602"/>
+            <w:vAlign w:val="center"/>
+            <w:shd w:fill="EAF2F8"/>
+          </w:tcPr>
+          <w:p>
+            <w:pPr>
+              <w:spacing w:after="60"/>
+            </w:pPr>
+            <w:r>
+              <w:rPr>
+                <w:b/>
+              </w:rPr>
+              <w:t>最初に確認：</w:t>
+            </w:r>
+            <w:r>
+              <w:t>「保存」はデータをクリアから保護する操作です。「転記」は月報などのファイルを作成し、その後に現在の入力画面を次の入力用に切り替えます。転記前に必ず対象月と入力内容を確認してください。</w:t>
+            </w:r>
+          </w:p>
+        </w:tc>
+      </w:tr>
+    </w:tbl>
+    <w:p>
+      <w:pPr>
+        <w:spacing w:after="0"/>
+      </w:pPr>
+    </w:p>
+    <w:p>
+      <w:pPr>
+        <w:pStyle w:val="1"/>
+      </w:pPr>
+      <w:r>
+        <w:t>1. 起動と基本画面</w:t>
+      </w:r>
+    </w:p>
+    <w:p>
+      <w:pPr>
+        <w:pStyle w:val="2"/>
+      </w:pPr>
+      <w:r>
+        <w:t>起動する</w:t>
+      </w:r>
+    </w:p>
+    <w:p>
+      <w:r>
+        <w:t>•  配布されたツールのフォルダーを開きます。</w:t>
+      </w:r>
+    </w:p>
+    <w:p>
+      <w:r>
+        <w:t>•  HansoInputTool.exe をダブルクリックします。</w:t>
+      </w:r>
+    </w:p>
+    <w:p>
+      <w:r>
+        <w:t>•  メイン画面が表示されたら、上部の「期」「R年」「月」が作業対象と一致しているか確認します。</w:t>
+      </w:r>
+    </w:p>
+    <w:p>
+      <w:pPr>
+        <w:jc w:val="center"/>
+      </w:pPr>
+      <w:r>
         <w:drawing>
-          <wp:inline distT="0" distB="0" distL="0" distR="0" wp14:anchorId="7C496D8D" wp14:editId="062EDC54">
-            <wp:extent cx="5253875" cy="5191125"/>
-            <wp:effectExtent l="0" t="0" r="4445" b="0"/>
-            <wp:docPr id="564203140" name="図 1"/>
+          <wp:inline xmlns:a="http://schemas.openxmlformats.org/drawingml/2006/main" xmlns:pic="http://schemas.openxmlformats.org/drawingml/2006/picture">
+            <wp:extent cx="5669280" cy="4176009"/>
+            <wp:docPr id="1" name="Picture 1"/>
             <wp:cNvGraphicFramePr>
-              <a:graphicFrameLocks xmlns:a="http://schemas.openxmlformats.org/drawingml/2006/main" noChangeAspect="1"/>
+              <a:graphicFrameLocks noChangeAspect="1"/>
             </wp:cNvGraphicFramePr>
-            <a:graphic xmlns:a="http://schemas.openxmlformats.org/drawingml/2006/main">
+            <a:graphic>
               <a:graphicData uri="http://schemas.openxmlformats.org/drawingml/2006/picture">
-                <pic:pic xmlns:pic="http://schemas.openxmlformats.org/drawingml/2006/picture">
+                <pic:pic>
                   <pic:nvPicPr>
-                    <pic:cNvPr id="564203140" name=""/>
+                    <pic:cNvPr id="0" name="main.jpg" descr="メイン画面。期、R年、月、実績月報読み込み、保存、転記、入力欄、実績一覧、その他メニューが表示されています。" title="取扱説明書の画面画像"/>
                     <pic:cNvPicPr/>
                   </pic:nvPicPr>
                   <pic:blipFill>
-                    <a:blip r:embed="rId5"/>
+                    <a:blip r:embed="rId12"/>
                     <a:stretch>
                       <a:fillRect/>
                     </a:stretch>
@@ -621,11 +131,9 @@
                   <pic:spPr>
                     <a:xfrm>
                       <a:off x="0" y="0"/>
-                      <a:ext cx="5270153" cy="5207208"/>
+                      <a:ext cx="5669280" cy="4176009"/>
                     </a:xfrm>
-                    <a:prstGeom prst="rect">
-                      <a:avLst/>
-                    </a:prstGeom>
+                    <a:prstGeom prst="rect"/>
                   </pic:spPr>
                 </pic:pic>
               </a:graphicData>
@@ -636,1952 +144,599 @@
     </w:p>
     <w:p>
       <w:pPr>
-        <w:widowControl w:val="0"/>
-        <w:spacing w:after="0" w:line="240" w:lineRule="atLeast"/>
-      </w:pPr>
-    </w:p>
-    <w:p>
-      <w:pPr>
-        <w:widowControl w:val="0"/>
-        <w:numPr>
-          <w:ilvl w:val="0"/>
-          <w:numId w:val="1"/>
-        </w:numPr>
-        <w:spacing w:after="0" w:line="240" w:lineRule="atLeast"/>
+        <w:spacing w:after="160"/>
+        <w:jc w:val="center"/>
       </w:pPr>
       <w:r>
         <w:rPr>
-          <w:b/>
-          <w:bCs/>
+          <w:i/>
+          <w:sz w:val="18"/>
         </w:rPr>
-        <w:t>バージョン情報入力エリア:</w:t>
-      </w:r>
-      <w:r>
-        <w:t> 転記を実行する際の「期」「月」「R番号」を入力します。</w:t>
-      </w:r>
-    </w:p>
-    <w:p>
-      <w:pPr>
-        <w:widowControl w:val="0"/>
-        <w:numPr>
-          <w:ilvl w:val="0"/>
-          <w:numId w:val="1"/>
-        </w:numPr>
-        <w:spacing w:after="160" w:line="259" w:lineRule="auto"/>
-      </w:pPr>
-      <w:r>
-        <w:rPr>
-          <w:b/>
-          <w:bCs/>
-        </w:rPr>
-        <w:t>設定ボタン:</w:t>
-      </w:r>
-      <w:r>
-        <w:t> 料金やExcelの列設定を変更するための画面を開きます。</w:t>
-      </w:r>
-    </w:p>
-    <w:p>
-      <w:pPr>
-        <w:widowControl w:val="0"/>
-        <w:numPr>
-          <w:ilvl w:val="0"/>
-          <w:numId w:val="1"/>
-        </w:numPr>
-        <w:spacing w:after="160" w:line="259" w:lineRule="auto"/>
-      </w:pPr>
-      <w:r>
-        <w:rPr>
-          <w:b/>
-          <w:bCs/>
-        </w:rPr>
-        <w:t>入力タブ:</w:t>
-      </w:r>
-      <w:r>
-        <w:t> 「通常シート」と「東日本シート」の入力を切り替えます。</w:t>
-      </w:r>
-    </w:p>
-    <w:p>
-      <w:pPr>
-        <w:widowControl w:val="0"/>
-        <w:numPr>
-          <w:ilvl w:val="0"/>
-          <w:numId w:val="1"/>
-        </w:numPr>
-        <w:spacing w:after="160" w:line="259" w:lineRule="auto"/>
-      </w:pPr>
-      <w:r>
-        <w:rPr>
-          <w:b/>
-          <w:bCs/>
-        </w:rPr>
-        <w:t>データ入力エリア:</w:t>
-      </w:r>
-      <w:r>
-        <w:t> 選択したタブに応じた入力項目が表示されます。</w:t>
-      </w:r>
-    </w:p>
-    <w:p>
-      <w:pPr>
-        <w:widowControl w:val="0"/>
-        <w:numPr>
-          <w:ilvl w:val="0"/>
-          <w:numId w:val="1"/>
-        </w:numPr>
-        <w:spacing w:after="160" w:line="259" w:lineRule="auto"/>
-      </w:pPr>
-      <w:r>
-        <w:rPr>
-          <w:b/>
-          <w:bCs/>
-        </w:rPr>
-        <w:t>プレビューエリア:</w:t>
-      </w:r>
-      <w:r>
-        <w:t> 「通常シート」で入力したデータの一覧が表示されます。</w:t>
-      </w:r>
-    </w:p>
-    <w:p>
-      <w:pPr>
-        <w:widowControl w:val="0"/>
-        <w:numPr>
-          <w:ilvl w:val="0"/>
-          <w:numId w:val="1"/>
-        </w:numPr>
-        <w:spacing w:after="160" w:line="259" w:lineRule="auto"/>
-      </w:pPr>
-      <w:r>
-        <w:rPr>
-          <w:b/>
-          <w:bCs/>
-        </w:rPr>
-        <w:t>操作ログエリア:</w:t>
-      </w:r>
-      <w:r>
-        <w:t> データ登録やエラーなどの履歴が表示されます。</w:t>
-      </w:r>
-    </w:p>
-    <w:p>
-      <w:pPr>
-        <w:widowControl w:val="0"/>
-        <w:numPr>
-          <w:ilvl w:val="0"/>
-          <w:numId w:val="1"/>
-        </w:numPr>
-        <w:spacing w:after="160" w:line="259" w:lineRule="auto"/>
-      </w:pPr>
-      <w:r>
-        <w:rPr>
-          <w:b/>
-          <w:bCs/>
-        </w:rPr>
-        <w:t>ファイル操作エリア:</w:t>
-      </w:r>
-      <w:r>
-        <w:t> 実績月報の読み込みや、現在の入力内容の保存を行います。</w:t>
-      </w:r>
-    </w:p>
-    <w:p>
-      <w:pPr>
-        <w:widowControl w:val="0"/>
-        <w:numPr>
-          <w:ilvl w:val="0"/>
-          <w:numId w:val="1"/>
-        </w:numPr>
-        <w:spacing w:after="160" w:line="259" w:lineRule="auto"/>
-      </w:pPr>
-      <w:r>
-        <w:rPr>
-          <w:b/>
-          <w:bCs/>
-        </w:rPr>
-        <w:t>転記実行ボタン:</w:t>
-      </w:r>
-      <w:r>
-        <w:t> すべての入力が完了した後、最終的なExcelファイルを作成します。</w:t>
-      </w:r>
-    </w:p>
-    <w:p>
-      <w:pPr>
-        <w:widowControl w:val="0"/>
-        <w:spacing w:after="160" w:line="259" w:lineRule="auto"/>
-      </w:pPr>
-      <w:r>
-        <w:pict w14:anchorId="5A7CAA2C">
-          <v:rect id="_x0000_i1025" style="width:730.5pt;height:1.5pt" o:hrpct="0" o:hralign="center" o:hrstd="t" o:hr="t" fillcolor="#a0a0a0" stroked="f">
-            <v:textbox inset="5.85pt,.7pt,5.85pt,.7pt"/>
-          </v:rect>
-        </w:pict>
-      </w:r>
-    </w:p>
-    <w:p>
-      <w:pPr>
-        <w:widowControl w:val="0"/>
-        <w:spacing w:after="160" w:line="259" w:lineRule="auto"/>
-        <w:rPr>
-          <w:b/>
-          <w:bCs/>
-        </w:rPr>
-      </w:pPr>
-      <w:r>
-        <w:rPr>
-          <w:b/>
-          <w:bCs/>
-        </w:rPr>
-        <w:lastRenderedPageBreak/>
-        <w:t>3. 基本的な使い方</w:t>
-      </w:r>
-    </w:p>
-    <w:p>
-      <w:pPr>
-        <w:widowControl w:val="0"/>
-        <w:spacing w:after="160" w:line="259" w:lineRule="auto"/>
-        <w:rPr>
-          <w:b/>
-          <w:bCs/>
-        </w:rPr>
-      </w:pPr>
-      <w:r>
-        <w:rPr>
-          <w:b/>
-          <w:bCs/>
-        </w:rPr>
-        <w:t>3.1. 日々のデータ入力 (通常シート)</w:t>
-      </w:r>
-    </w:p>
-    <w:p>
-      <w:pPr>
-        <w:widowControl w:val="0"/>
-        <w:spacing w:after="160" w:line="259" w:lineRule="auto"/>
-      </w:pPr>
-      <w:r>
-        <w:t>日々の搬送実績を入力する際の基本的な流れです。</w:t>
-      </w:r>
-    </w:p>
-    <w:p>
-      <w:pPr>
-        <w:widowControl w:val="0"/>
-        <w:numPr>
-          <w:ilvl w:val="0"/>
-          <w:numId w:val="2"/>
-        </w:numPr>
-        <w:spacing w:after="160" w:line="259" w:lineRule="auto"/>
-      </w:pPr>
-      <w:r>
-        <w:rPr>
-          <w:b/>
-          <w:bCs/>
-        </w:rPr>
-        <w:t>シートの選択:</w:t>
-      </w:r>
-    </w:p>
-    <w:p>
-      <w:pPr>
-        <w:widowControl w:val="0"/>
-        <w:numPr>
-          <w:ilvl w:val="1"/>
-          <w:numId w:val="2"/>
-        </w:numPr>
-        <w:spacing w:after="160" w:line="259" w:lineRule="auto"/>
-      </w:pPr>
-      <w:r>
-        <w:t>「通常シート」タブが選択されていることを確認します。</w:t>
-      </w:r>
-    </w:p>
-    <w:p>
-      <w:pPr>
-        <w:widowControl w:val="0"/>
-        <w:numPr>
-          <w:ilvl w:val="1"/>
-          <w:numId w:val="2"/>
-        </w:numPr>
-        <w:spacing w:after="160" w:line="259" w:lineRule="auto"/>
-      </w:pPr>
-      <w:r>
-        <w:t>ドロップダウンリストから、入力したいシート（例: 寝台車 29）を選択します。</w:t>
-      </w:r>
-    </w:p>
-    <w:p>
-      <w:pPr>
-        <w:widowControl w:val="0"/>
-        <w:numPr>
-          <w:ilvl w:val="0"/>
-          <w:numId w:val="2"/>
-        </w:numPr>
-        <w:spacing w:after="160" w:line="259" w:lineRule="auto"/>
-      </w:pPr>
-      <w:r>
-        <w:rPr>
-          <w:b/>
-          <w:bCs/>
-        </w:rPr>
-        <w:t>データ入力:</w:t>
-      </w:r>
-    </w:p>
-    <w:p>
-      <w:pPr>
-        <w:widowControl w:val="0"/>
-        <w:numPr>
-          <w:ilvl w:val="1"/>
-          <w:numId w:val="2"/>
-        </w:numPr>
-        <w:spacing w:after="160" w:line="259" w:lineRule="auto"/>
-      </w:pPr>
-      <w:r>
-        <w:rPr>
-          <w:b/>
-          <w:bCs/>
-        </w:rPr>
-        <w:t>日(B):</w:t>
-      </w:r>
-      <w:r>
-        <w:t> 該当日付の数字を入力します。（例: 5）</w:t>
-      </w:r>
-    </w:p>
-    <w:p>
-      <w:pPr>
-        <w:widowControl w:val="0"/>
-        <w:numPr>
-          <w:ilvl w:val="1"/>
-          <w:numId w:val="2"/>
-        </w:numPr>
-        <w:spacing w:after="160" w:line="259" w:lineRule="auto"/>
-      </w:pPr>
-      <w:r>
-        <w:rPr>
-          <w:b/>
-          <w:bCs/>
-        </w:rPr>
-        <w:t>有料キロ(D):</w:t>
-      </w:r>
-      <w:r>
-        <w:t> 走行した有料キロ数を入力します。（例: 120）</w:t>
-      </w:r>
-    </w:p>
-    <w:p>
-      <w:pPr>
-        <w:widowControl w:val="0"/>
-        <w:numPr>
-          <w:ilvl w:val="1"/>
-          <w:numId w:val="2"/>
-        </w:numPr>
-        <w:spacing w:after="160" w:line="259" w:lineRule="auto"/>
-      </w:pPr>
-      <w:r>
-        <w:rPr>
-          <w:b/>
-          <w:bCs/>
-        </w:rPr>
-        <w:t>無料キロ(E):</w:t>
-      </w:r>
-      <w:r>
-        <w:t> 走行した無料キロ数を入力します。（例: 10）</w:t>
-      </w:r>
-    </w:p>
-    <w:p>
-      <w:pPr>
-        <w:widowControl w:val="0"/>
-        <w:numPr>
-          <w:ilvl w:val="1"/>
-          <w:numId w:val="2"/>
-        </w:numPr>
-        <w:spacing w:after="160" w:line="259" w:lineRule="auto"/>
-      </w:pPr>
-      <w:r>
-        <w:rPr>
-          <w:b/>
-          <w:bCs/>
-        </w:rPr>
-        <w:t>深夜料金(H) / 深夜時間(K):</w:t>
-      </w:r>
-      <w:r>
-        <w:t> シートに応じて、深夜料金（円）または深夜時間（分）を入力します。</w:t>
-      </w:r>
-    </w:p>
-    <w:p>
-      <w:pPr>
-        <w:widowControl w:val="0"/>
-        <w:numPr>
-          <w:ilvl w:val="1"/>
-          <w:numId w:val="2"/>
-        </w:numPr>
-        <w:spacing w:after="160" w:line="259" w:lineRule="auto"/>
-      </w:pPr>
-      <w:r>
-        <w:t>入力欄で </w:t>
-      </w:r>
-      <w:r>
-        <w:rPr>
-          <w:b/>
-          <w:bCs/>
-        </w:rPr>
-        <w:t>Enterキー</w:t>
-      </w:r>
-      <w:r>
-        <w:t> を押すと、次の入力欄にカーソルが自動で移動します。</w:t>
-      </w:r>
-    </w:p>
-    <w:p>
-      <w:pPr>
-        <w:widowControl w:val="0"/>
-        <w:numPr>
-          <w:ilvl w:val="0"/>
-          <w:numId w:val="2"/>
-        </w:numPr>
-        <w:spacing w:after="160" w:line="259" w:lineRule="auto"/>
-      </w:pPr>
-      <w:r>
-        <w:rPr>
-          <w:b/>
-          <w:bCs/>
-        </w:rPr>
-        <w:t>特殊なケース:</w:t>
-      </w:r>
-    </w:p>
-    <w:p>
-      <w:pPr>
-        <w:widowControl w:val="0"/>
-        <w:numPr>
-          <w:ilvl w:val="1"/>
-          <w:numId w:val="2"/>
-        </w:numPr>
-        <w:spacing w:after="160" w:line="259" w:lineRule="auto"/>
-      </w:pPr>
-      <w:r>
-        <w:rPr>
-          <w:b/>
-          <w:bCs/>
-        </w:rPr>
-        <w:t>行旅死亡人:</w:t>
-      </w:r>
-      <w:r>
-        <w:t> 該当する場合は、「行旅死亡人（基本料半額）」のチェックボックスにチェックを入れます。</w:t>
-      </w:r>
-    </w:p>
-    <w:p>
-      <w:pPr>
-        <w:widowControl w:val="0"/>
-        <w:numPr>
-          <w:ilvl w:val="0"/>
-          <w:numId w:val="2"/>
-        </w:numPr>
-        <w:spacing w:after="160" w:line="259" w:lineRule="auto"/>
-      </w:pPr>
-      <w:r>
-        <w:rPr>
-          <w:b/>
-          <w:bCs/>
-        </w:rPr>
-        <w:t>登録:</w:t>
-      </w:r>
-    </w:p>
-    <w:p>
-      <w:pPr>
-        <w:widowControl w:val="0"/>
-        <w:numPr>
-          <w:ilvl w:val="1"/>
-          <w:numId w:val="2"/>
-        </w:numPr>
-        <w:spacing w:after="160" w:line="259" w:lineRule="auto"/>
-      </w:pPr>
-      <w:r>
-        <w:t>すべての入力が完了したら、「</w:t>
-      </w:r>
-      <w:r>
-        <w:rPr>
-          <w:b/>
-          <w:bCs/>
-        </w:rPr>
-        <w:t>登録</w:t>
-      </w:r>
-      <w:r>
-        <w:t>」ボタンをクリックします。</w:t>
-      </w:r>
-    </w:p>
-    <w:p>
-      <w:pPr>
-        <w:widowControl w:val="0"/>
-        <w:numPr>
-          <w:ilvl w:val="1"/>
-          <w:numId w:val="2"/>
-        </w:numPr>
-        <w:spacing w:after="160" w:line="259" w:lineRule="auto"/>
-      </w:pPr>
-      <w:r>
-        <w:t>または、最後の入力欄（深夜料金/時間）で </w:t>
-      </w:r>
-      <w:r>
-        <w:rPr>
-          <w:b/>
-          <w:bCs/>
-        </w:rPr>
-        <w:t>Enterキー</w:t>
-      </w:r>
-      <w:r>
-        <w:t> を押すことでも登録できます。</w:t>
-      </w:r>
-    </w:p>
-    <w:p>
-      <w:pPr>
-        <w:widowControl w:val="0"/>
-        <w:numPr>
-          <w:ilvl w:val="1"/>
-          <w:numId w:val="2"/>
-        </w:numPr>
-        <w:spacing w:after="160" w:line="259" w:lineRule="auto"/>
-      </w:pPr>
-      <w:r>
-        <w:t>登録が完了すると、入力欄はクリアされ、カーソルは最初の「日(B)」に戻ります。</w:t>
-      </w:r>
-    </w:p>
-    <w:p>
-      <w:pPr>
-        <w:widowControl w:val="0"/>
-        <w:numPr>
-          <w:ilvl w:val="1"/>
-          <w:numId w:val="2"/>
-        </w:numPr>
-        <w:spacing w:after="160" w:line="259" w:lineRule="auto"/>
-      </w:pPr>
-      <w:r>
-        <w:t>登録されたデータは、右側のプレビューエリアに追加されます。</w:t>
-      </w:r>
-    </w:p>
-    <w:p>
-      <w:pPr>
-        <w:widowControl w:val="0"/>
-        <w:numPr>
-          <w:ilvl w:val="1"/>
-          <w:numId w:val="2"/>
-        </w:numPr>
-        <w:spacing w:after="160" w:line="259" w:lineRule="auto"/>
-      </w:pPr>
-      <w:r>
-        <w:rPr>
-          <w:b/>
-          <w:bCs/>
-          <w:noProof/>
-        </w:rPr>
+        <w:t>図1　メイン画面。期・R年・月を確認し、読込・保存・転記や入力状況を操作します。</w:t>
+      </w:r>
+    </w:p>
+    <w:p>
+      <w:r>
+        <w:t>このツールは通常、入力内容をアプリ内のデータベースに保存します。終了前に「保存」を押すと、作業中の月が保存済みとして保護されます。</w:t>
+      </w:r>
+    </w:p>
+    <w:p>
+      <w:pPr>
+        <w:pStyle w:val="2"/>
+      </w:pPr>
+      <w:r>
+        <w:t>メイン画面の見方</w:t>
+      </w:r>
+    </w:p>
+    <w:tbl>
+      <w:tblPr>
+        <w:tblW w:type="auto" w:w="0"/>
+        <w:jc w:val="center"/>
+        <w:tblLook w:firstColumn="1" w:firstRow="1" w:lastColumn="0" w:lastRow="0" w:noHBand="0" w:noVBand="1" w:val="04A0"/>
+      </w:tblPr>
+      <w:tblGrid>
+        <w:gridCol w:w="4801"/>
+        <w:gridCol w:w="4801"/>
+      </w:tblGrid>
+      <w:tr>
+        <w:tc>
+          <w:tcPr>
+            <w:tcW w:type="dxa" w:w="4801"/>
+          </w:tcPr>
+          <w:p>
+            <w:r>
+              <w:t>場所・表示</w:t>
+            </w:r>
+          </w:p>
+        </w:tc>
+        <w:tc>
+          <w:tcPr>
+            <w:tcW w:type="dxa" w:w="4801"/>
+          </w:tcPr>
+          <w:p>
+            <w:r>
+              <w:t>役割</w:t>
+            </w:r>
+          </w:p>
+        </w:tc>
+      </w:tr>
+      <w:tr>
+        <w:tc>
+          <w:tcPr>
+            <w:tcW w:type="dxa" w:w="4801"/>
+          </w:tcPr>
+          <w:p>
+            <w:r>
+              <w:t>期・R年・月</w:t>
+            </w:r>
+          </w:p>
+        </w:tc>
+        <w:tc>
+          <w:tcPr>
+            <w:tcW w:type="dxa" w:w="4801"/>
+          </w:tcPr>
+          <w:p>
+            <w:r>
+              <w:t>現在入力する対象期間を示します。転記ファイルの名称や月データの管理に使われます。</w:t>
+            </w:r>
+          </w:p>
+        </w:tc>
+      </w:tr>
+      <w:tr>
+        <w:tc>
+          <w:tcPr>
+            <w:tcW w:type="dxa" w:w="4801"/>
+          </w:tcPr>
+          <w:p>
+            <w:r>
+              <w:t>通常／東日本タブ</w:t>
+            </w:r>
+          </w:p>
+        </w:tc>
+        <w:tc>
+          <w:tcPr>
+            <w:tcW w:type="dxa" w:w="4801"/>
+          </w:tcPr>
+          <w:p>
+            <w:r>
+              <w:t>入力するシートの種類を切り替えます。</w:t>
+            </w:r>
+          </w:p>
+        </w:tc>
+      </w:tr>
+      <w:tr>
+        <w:tc>
+          <w:tcPr>
+            <w:tcW w:type="dxa" w:w="4801"/>
+          </w:tcPr>
+          <w:p>
+            <w:r>
+              <w:t>車両選択</w:t>
+            </w:r>
+          </w:p>
+        </w:tc>
+        <w:tc>
+          <w:tcPr>
+            <w:tcW w:type="dxa" w:w="4801"/>
+          </w:tcPr>
+          <w:p>
+            <w:r>
+              <w:t>入力対象の車両シートを選びます。</w:t>
+            </w:r>
+          </w:p>
+        </w:tc>
+      </w:tr>
+      <w:tr>
+        <w:tc>
+          <w:tcPr>
+            <w:tcW w:type="dxa" w:w="4801"/>
+          </w:tcPr>
+          <w:p>
+            <w:r>
+              <w:t>実績入力</w:t>
+            </w:r>
+          </w:p>
+        </w:tc>
+        <w:tc>
+          <w:tcPr>
+            <w:tcW w:type="dxa" w:w="4801"/>
+          </w:tcPr>
+          <w:p>
+            <w:r>
+              <w:t>選択した車両・タブに必要な実績を入力します。</w:t>
+            </w:r>
+          </w:p>
+        </w:tc>
+      </w:tr>
+      <w:tr>
+        <w:tc>
+          <w:tcPr>
+            <w:tcW w:type="dxa" w:w="4801"/>
+          </w:tcPr>
+          <w:p>
+            <w:r>
+              <w:t>実績一覧</w:t>
+            </w:r>
+          </w:p>
+        </w:tc>
+        <w:tc>
+          <w:tcPr>
+            <w:tcW w:type="dxa" w:w="4801"/>
+          </w:tcPr>
+          <w:p>
+            <w:r>
+              <w:t>通常タブで登録した行を確認・編集・削除します。</w:t>
+            </w:r>
+          </w:p>
+        </w:tc>
+      </w:tr>
+      <w:tr>
+        <w:tc>
+          <w:tcPr>
+            <w:tcW w:type="dxa" w:w="4801"/>
+          </w:tcPr>
+          <w:p>
+            <w:r>
+              <w:t>実績月報を読み込む</w:t>
+            </w:r>
+          </w:p>
+        </w:tc>
+        <w:tc>
+          <w:tcPr>
+            <w:tcW w:type="dxa" w:w="4801"/>
+          </w:tcPr>
+          <w:p>
+            <w:r>
+              <w:t>既存の実績月報からデータを取り込みます。</w:t>
+            </w:r>
+          </w:p>
+        </w:tc>
+      </w:tr>
+      <w:tr>
+        <w:tc>
+          <w:tcPr>
+            <w:tcW w:type="dxa" w:w="4801"/>
+          </w:tcPr>
+          <w:p>
+            <w:r>
+              <w:t>保存</w:t>
+            </w:r>
+          </w:p>
+        </w:tc>
+        <w:tc>
+          <w:tcPr>
+            <w:tcW w:type="dxa" w:w="4801"/>
+          </w:tcPr>
+          <w:p>
+            <w:r>
+              <w:t>現在の入力内容を保存します。Ctrl+Sでも実行できます。</w:t>
+            </w:r>
+          </w:p>
+        </w:tc>
+      </w:tr>
+      <w:tr>
+        <w:tc>
+          <w:tcPr>
+            <w:tcW w:type="dxa" w:w="4801"/>
+          </w:tcPr>
+          <w:p>
+            <w:r>
+              <w:t>転記</w:t>
+            </w:r>
+          </w:p>
+        </w:tc>
+        <w:tc>
+          <w:tcPr>
+            <w:tcW w:type="dxa" w:w="4801"/>
+          </w:tcPr>
+          <w:p>
+            <w:r>
+              <w:t>転記前の確認画面を開き、ファイル作成へ進みます。Ctrl+Tでも実行できます。</w:t>
+            </w:r>
+          </w:p>
+        </w:tc>
+      </w:tr>
+      <w:tr>
+        <w:tc>
+          <w:tcPr>
+            <w:tcW w:type="dxa" w:w="4801"/>
+          </w:tcPr>
+          <w:p>
+            <w:r>
+              <w:t>その他</w:t>
+            </w:r>
+          </w:p>
+        </w:tc>
+        <w:tc>
+          <w:tcPr>
+            <w:tcW w:type="dxa" w:w="4801"/>
+          </w:tcPr>
+          <w:p>
+            <w:r>
+              <w:t>月切替、PDF読み込み、年度集計、履歴、バックアップ、復元、ヘルプ、設定、クリアを開きます。</w:t>
+            </w:r>
+          </w:p>
+        </w:tc>
+      </w:tr>
+      <w:tr>
+        <w:tc>
+          <w:tcPr>
+            <w:tcW w:type="dxa" w:w="4801"/>
+          </w:tcPr>
+          <w:p>
+            <w:r>
+              <w:t>操作ログ</w:t>
+            </w:r>
+          </w:p>
+        </w:tc>
+        <w:tc>
+          <w:tcPr>
+            <w:tcW w:type="dxa" w:w="4801"/>
+          </w:tcPr>
+          <w:p>
+            <w:r>
+              <w:t>登録・保存・エラーなど直近の処理結果を表示します。</w:t>
+            </w:r>
+          </w:p>
+        </w:tc>
+      </w:tr>
+    </w:tbl>
+    <w:p>
+      <w:pPr>
+        <w:spacing w:after="0"/>
+      </w:pPr>
+    </w:p>
+    <w:tbl>
+      <w:tblPr>
+        <w:tblW w:type="auto" w:w="0"/>
+        <w:jc w:val="center"/>
+        <w:tblLook w:firstColumn="1" w:firstRow="1" w:lastColumn="0" w:lastRow="0" w:noHBand="0" w:noVBand="1" w:val="04A0"/>
+      </w:tblPr>
+      <w:tblGrid>
+        <w:gridCol w:w="9602"/>
+      </w:tblGrid>
+      <w:tr>
+        <w:tc>
+          <w:tcPr>
+            <w:tcW w:type="dxa" w:w="9602"/>
+            <w:vAlign w:val="center"/>
+            <w:shd w:fill="EAF2F8"/>
+          </w:tcPr>
+          <w:p>
+            <w:pPr>
+              <w:spacing w:after="60"/>
+            </w:pPr>
+            <w:r>
+              <w:rPr>
+                <w:b/>
+              </w:rPr>
+              <w:t>画面画像について：</w:t>
+            </w:r>
+            <w:r>
+              <w:t>現行バージョンの画面を確認した後、メイン画面・入力例・転記前確認画面などの画像を追加します。旧版の画面画像は現行画面と異なるため、この改訂案では使用していません。</w:t>
+            </w:r>
+          </w:p>
+        </w:tc>
+      </w:tr>
+    </w:tbl>
+    <w:p>
+      <w:pPr>
+        <w:spacing w:after="0"/>
+      </w:pPr>
+    </w:p>
+    <w:p>
+      <w:pPr>
+        <w:pStyle w:val="1"/>
+      </w:pPr>
+      <w:r>
+        <w:t>2. 月データを準備する</w:t>
+      </w:r>
+    </w:p>
+    <w:p>
+      <w:pPr>
+        <w:pStyle w:val="2"/>
+      </w:pPr>
+      <w:r>
+        <w:t>新しい月を入力する</w:t>
+      </w:r>
+    </w:p>
+    <w:p>
+      <w:r>
+        <w:t>•  画面上部で期・R年・月を確認します。入力値が変わると、その組み合わせに対応した月データへ切り替わります。</w:t>
+      </w:r>
+    </w:p>
+    <w:p>
+      <w:r>
+        <w:t>•  「通常」または「東日本」タブを選びます。</w:t>
+      </w:r>
+    </w:p>
+    <w:p>
+      <w:r>
+        <w:t>•  「車両選択」から対象車両を選びます。</w:t>
+      </w:r>
+    </w:p>
+    <w:p>
+      <w:r>
+        <w:t>過去の月データは「その他」→「月切替」で選び直せます。月切替画面では各月の保存・確定状態を確認できます。</w:t>
+      </w:r>
+    </w:p>
+    <w:p>
+      <w:pPr>
+        <w:pStyle w:val="2"/>
+      </w:pPr>
+      <w:r>
+        <w:t>月切替画面の状態</w:t>
+      </w:r>
+    </w:p>
+    <w:tbl>
+      <w:tblPr>
+        <w:tblW w:type="auto" w:w="0"/>
+        <w:jc w:val="center"/>
+        <w:tblLook w:firstColumn="1" w:firstRow="1" w:lastColumn="0" w:lastRow="0" w:noHBand="0" w:noVBand="1" w:val="04A0"/>
+      </w:tblPr>
+      <w:tblGrid>
+        <w:gridCol w:w="4801"/>
+        <w:gridCol w:w="4801"/>
+      </w:tblGrid>
+      <w:tr>
+        <w:tc>
+          <w:tcPr>
+            <w:tcW w:type="dxa" w:w="4801"/>
+          </w:tcPr>
+          <w:p>
+            <w:r>
+              <w:t>状態／操作</w:t>
+            </w:r>
+          </w:p>
+        </w:tc>
+        <w:tc>
+          <w:tcPr>
+            <w:tcW w:type="dxa" w:w="4801"/>
+          </w:tcPr>
+          <w:p>
+            <w:r>
+              <w:t>意味</w:t>
+            </w:r>
+          </w:p>
+        </w:tc>
+      </w:tr>
+      <w:tr>
+        <w:tc>
+          <w:tcPr>
+            <w:tcW w:type="dxa" w:w="4801"/>
+          </w:tcPr>
+          <w:p>
+            <w:r>
+              <w:t>未保存</w:t>
+            </w:r>
+          </w:p>
+        </w:tc>
+        <w:tc>
+          <w:tcPr>
+            <w:tcW w:type="dxa" w:w="4801"/>
+          </w:tcPr>
+          <w:p>
+            <w:r>
+              <w:t>通常の作業中データです。保存または確定すると保護されます。</w:t>
+            </w:r>
+          </w:p>
+        </w:tc>
+      </w:tr>
+      <w:tr>
+        <w:tc>
+          <w:tcPr>
+            <w:tcW w:type="dxa" w:w="4801"/>
+          </w:tcPr>
+          <w:p>
+            <w:r>
+              <w:t>保存</w:t>
+            </w:r>
+          </w:p>
+        </w:tc>
+        <w:tc>
+          <w:tcPr>
+            <w:tcW w:type="dxa" w:w="4801"/>
+          </w:tcPr>
+          <w:p>
+            <w:r>
+              <w:t>クリアや転記後の自動クリアから保護されます。編集は続けられます。</w:t>
+            </w:r>
+          </w:p>
+        </w:tc>
+      </w:tr>
+      <w:tr>
+        <w:tc>
+          <w:tcPr>
+            <w:tcW w:type="dxa" w:w="4801"/>
+          </w:tcPr>
+          <w:p>
+            <w:r>
+              <w:t>確定</w:t>
+            </w:r>
+          </w:p>
+        </w:tc>
+        <w:tc>
+          <w:tcPr>
+            <w:tcW w:type="dxa" w:w="4801"/>
+          </w:tcPr>
+          <w:p>
+            <w:r>
+              <w:t>誤操作を防ぐため、解除するまで登録・編集・削除・クリアが制限されます。</w:t>
+            </w:r>
+          </w:p>
+        </w:tc>
+      </w:tr>
+      <w:tr>
+        <w:tc>
+          <w:tcPr>
+            <w:tcW w:type="dxa" w:w="4801"/>
+          </w:tcPr>
+          <w:p>
+            <w:r>
+              <w:t>保存解除</w:t>
+            </w:r>
+          </w:p>
+        </w:tc>
+        <w:tc>
+          <w:tcPr>
+            <w:tcW w:type="dxa" w:w="4801"/>
+          </w:tcPr>
+          <w:p>
+            <w:r>
+              <w:t>保存によるクリア保護を解除します。</w:t>
+            </w:r>
+          </w:p>
+        </w:tc>
+      </w:tr>
+      <w:tr>
+        <w:tc>
+          <w:tcPr>
+            <w:tcW w:type="dxa" w:w="4801"/>
+          </w:tcPr>
+          <w:p>
+            <w:r>
+              <w:t>確定解除</w:t>
+            </w:r>
+          </w:p>
+        </w:tc>
+        <w:tc>
+          <w:tcPr>
+            <w:tcW w:type="dxa" w:w="4801"/>
+          </w:tcPr>
+          <w:p>
+            <w:r>
+              <w:t>確定による編集・削除保護を解除します。</w:t>
+            </w:r>
+          </w:p>
+        </w:tc>
+      </w:tr>
+      <w:tr>
+        <w:tc>
+          <w:tcPr>
+            <w:tcW w:type="dxa" w:w="4801"/>
+          </w:tcPr>
+          <w:p>
+            <w:r>
+              <w:t>削除</w:t>
+            </w:r>
+          </w:p>
+        </w:tc>
+        <w:tc>
+          <w:tcPr>
+            <w:tcW w:type="dxa" w:w="4801"/>
+          </w:tcPr>
+          <w:p>
+            <w:r>
+              <w:t>選択した月のデータを削除します。対象月をよく確認してください。</w:t>
+            </w:r>
+          </w:p>
+        </w:tc>
+      </w:tr>
+    </w:tbl>
+    <w:p>
+      <w:pPr>
+        <w:spacing w:after="0"/>
+      </w:pPr>
+    </w:p>
+    <w:tbl>
+      <w:tblPr>
+        <w:tblW w:type="auto" w:w="0"/>
+        <w:jc w:val="center"/>
+        <w:tblLook w:firstColumn="1" w:firstRow="1" w:lastColumn="0" w:lastRow="0" w:noHBand="0" w:noVBand="1" w:val="04A0"/>
+      </w:tblPr>
+      <w:tblGrid>
+        <w:gridCol w:w="9602"/>
+      </w:tblGrid>
+      <w:tr>
+        <w:tc>
+          <w:tcPr>
+            <w:tcW w:type="dxa" w:w="9602"/>
+            <w:vAlign w:val="center"/>
+            <w:shd w:fill="EAF2F8"/>
+          </w:tcPr>
+          <w:p>
+            <w:pPr>
+              <w:spacing w:after="60"/>
+            </w:pPr>
+            <w:r>
+              <w:rPr>
+                <w:b/>
+              </w:rPr>
+              <w:t>注意：</w:t>
+            </w:r>
+            <w:r>
+              <w:t>月切替画面の「確定」は編集を制限します。再編集するには「確定解除」が必要です。月データの削除は、対象を間違えないよう慎重に行ってください。</w:t>
+            </w:r>
+          </w:p>
+        </w:tc>
+      </w:tr>
+    </w:tbl>
+    <w:p>
+      <w:pPr>
+        <w:spacing w:after="0"/>
+      </w:pPr>
+    </w:p>
+    <w:p>
+      <w:pPr>
+        <w:jc w:val="center"/>
+      </w:pPr>
+      <w:r>
         <w:drawing>
-          <wp:inline distT="0" distB="0" distL="0" distR="0" wp14:anchorId="557C1DA2" wp14:editId="1C1C6632">
-            <wp:extent cx="1828800" cy="2424245"/>
-            <wp:effectExtent l="0" t="0" r="0" b="0"/>
-            <wp:docPr id="172450586" name="図 3"/>
+          <wp:inline xmlns:a="http://schemas.openxmlformats.org/drawingml/2006/main" xmlns:pic="http://schemas.openxmlformats.org/drawingml/2006/picture">
+            <wp:extent cx="5669280" cy="3455729"/>
+            <wp:docPr id="2" name="Picture 2"/>
             <wp:cNvGraphicFramePr>
-              <a:graphicFrameLocks xmlns:a="http://schemas.openxmlformats.org/drawingml/2006/main" noChangeAspect="1"/>
+              <a:graphicFrameLocks noChangeAspect="1"/>
             </wp:cNvGraphicFramePr>
-            <a:graphic xmlns:a="http://schemas.openxmlformats.org/drawingml/2006/main">
+            <a:graphic>
               <a:graphicData uri="http://schemas.openxmlformats.org/drawingml/2006/picture">
-                <pic:pic xmlns:pic="http://schemas.openxmlformats.org/drawingml/2006/picture">
+                <pic:pic>
                   <pic:nvPicPr>
-                    <pic:cNvPr id="0" name="Picture 8"/>
-                    <pic:cNvPicPr>
-                      <a:picLocks noChangeAspect="1" noChangeArrowheads="1"/>
-                    </pic:cNvPicPr>
-                  </pic:nvPicPr>
-                  <pic:blipFill>
-                    <a:blip r:embed="rId6">
-                      <a:extLst>
-                        <a:ext uri="{28A0092B-C50C-407E-A947-70E740481C1C}">
-                          <a14:useLocalDpi xmlns:a14="http://schemas.microsoft.com/office/drawing/2010/main" val="0"/>
-                        </a:ext>
-                      </a:extLst>
-                    </a:blip>
-                    <a:srcRect/>
-                    <a:stretch>
-                      <a:fillRect/>
-                    </a:stretch>
-                  </pic:blipFill>
-                  <pic:spPr bwMode="auto">
-                    <a:xfrm>
-                      <a:off x="0" y="0"/>
-                      <a:ext cx="1861096" cy="2467056"/>
-                    </a:xfrm>
-                    <a:prstGeom prst="rect">
-                      <a:avLst/>
-                    </a:prstGeom>
-                    <a:noFill/>
-                    <a:ln>
-                      <a:noFill/>
-                    </a:ln>
-                  </pic:spPr>
-                </pic:pic>
-              </a:graphicData>
-            </a:graphic>
-          </wp:inline>
-        </w:drawing>
-      </w:r>
-    </w:p>
-    <w:p>
-      <w:pPr>
-        <w:widowControl w:val="0"/>
-        <w:spacing w:after="160" w:line="259" w:lineRule="auto"/>
-        <w:rPr>
-          <w:b/>
-          <w:bCs/>
-        </w:rPr>
-      </w:pPr>
-      <w:r>
-        <w:rPr>
-          <w:b/>
-          <w:bCs/>
-        </w:rPr>
-        <w:lastRenderedPageBreak/>
-        <w:t>3.2. 東日本シートのデータ入力</w:t>
-      </w:r>
-    </w:p>
-    <w:p>
-      <w:pPr>
-        <w:widowControl w:val="0"/>
-        <w:spacing w:after="160" w:line="259" w:lineRule="auto"/>
-      </w:pPr>
-      <w:r>
-        <w:t>東日本エリアの実績をまとめて入力します。</w:t>
-      </w:r>
-    </w:p>
-    <w:p>
-      <w:pPr>
-        <w:widowControl w:val="0"/>
-        <w:numPr>
-          <w:ilvl w:val="0"/>
-          <w:numId w:val="3"/>
-        </w:numPr>
-        <w:spacing w:after="160" w:line="259" w:lineRule="auto"/>
-      </w:pPr>
-      <w:r>
-        <w:rPr>
-          <w:b/>
-          <w:bCs/>
-        </w:rPr>
-        <w:t>タブの切り替え:</w:t>
-      </w:r>
-    </w:p>
-    <w:p>
-      <w:pPr>
-        <w:widowControl w:val="0"/>
-        <w:numPr>
-          <w:ilvl w:val="1"/>
-          <w:numId w:val="3"/>
-        </w:numPr>
-        <w:spacing w:after="160" w:line="259" w:lineRule="auto"/>
-      </w:pPr>
-      <w:r>
-        <w:t>「</w:t>
-      </w:r>
-      <w:r>
-        <w:rPr>
-          <w:b/>
-          <w:bCs/>
-        </w:rPr>
-        <w:t>東日本シート</w:t>
-      </w:r>
-      <w:r>
-        <w:t>」タブをクリックします。プレビューエリアが非表示になります。</w:t>
-      </w:r>
-    </w:p>
-    <w:p>
-      <w:pPr>
-        <w:widowControl w:val="0"/>
-        <w:numPr>
-          <w:ilvl w:val="0"/>
-          <w:numId w:val="3"/>
-        </w:numPr>
-        <w:spacing w:after="160" w:line="259" w:lineRule="auto"/>
-      </w:pPr>
-      <w:r>
-        <w:rPr>
-          <w:b/>
-          <w:bCs/>
-        </w:rPr>
-        <w:t>シートの選択:</w:t>
-      </w:r>
-    </w:p>
-    <w:p>
-      <w:pPr>
-        <w:widowControl w:val="0"/>
-        <w:numPr>
-          <w:ilvl w:val="1"/>
-          <w:numId w:val="3"/>
-        </w:numPr>
-        <w:spacing w:after="160" w:line="259" w:lineRule="auto"/>
-      </w:pPr>
-      <w:r>
-        <w:t>ドロップダウンリストから、入力したいシート（例: 東日本 寝台車）を選択します。</w:t>
-      </w:r>
-    </w:p>
-    <w:p>
-      <w:pPr>
-        <w:widowControl w:val="0"/>
-        <w:numPr>
-          <w:ilvl w:val="0"/>
-          <w:numId w:val="3"/>
-        </w:numPr>
-        <w:spacing w:after="160" w:line="259" w:lineRule="auto"/>
-      </w:pPr>
-      <w:r>
-        <w:rPr>
-          <w:b/>
-          <w:bCs/>
-        </w:rPr>
-        <w:t>データ入力:</w:t>
-      </w:r>
-    </w:p>
-    <w:p>
-      <w:pPr>
-        <w:widowControl w:val="0"/>
-        <w:numPr>
-          <w:ilvl w:val="1"/>
-          <w:numId w:val="3"/>
-        </w:numPr>
-        <w:spacing w:after="160" w:line="259" w:lineRule="auto"/>
-      </w:pPr>
-      <w:r>
-        <w:t>各項目（延実働車輌数、搬送回数など）に合計値を入力します。</w:t>
-      </w:r>
-    </w:p>
-    <w:p>
-      <w:pPr>
-        <w:widowControl w:val="0"/>
-        <w:numPr>
-          <w:ilvl w:val="0"/>
-          <w:numId w:val="3"/>
-        </w:numPr>
-        <w:spacing w:after="160" w:line="259" w:lineRule="auto"/>
-      </w:pPr>
-      <w:r>
-        <w:rPr>
-          <w:b/>
-          <w:bCs/>
-        </w:rPr>
-        <w:t>登録:</w:t>
-      </w:r>
-    </w:p>
-    <w:p>
-      <w:pPr>
-        <w:widowControl w:val="0"/>
-        <w:numPr>
-          <w:ilvl w:val="1"/>
-          <w:numId w:val="3"/>
-        </w:numPr>
-        <w:spacing w:after="160" w:line="259" w:lineRule="auto"/>
-      </w:pPr>
-      <w:r>
-        <w:t>「</w:t>
-      </w:r>
-      <w:r>
-        <w:rPr>
-          <w:b/>
-          <w:bCs/>
-        </w:rPr>
-        <w:t>登録</w:t>
-      </w:r>
-      <w:r>
-        <w:t>」ボタンをクリックします。</w:t>
-      </w:r>
-    </w:p>
-    <w:p>
-      <w:pPr>
-        <w:widowControl w:val="0"/>
-        <w:numPr>
-          <w:ilvl w:val="1"/>
-          <w:numId w:val="3"/>
-        </w:numPr>
-        <w:spacing w:after="160" w:line="259" w:lineRule="auto"/>
-      </w:pPr>
-      <w:r>
-        <w:t>登録が完了すると、ボタンの左側に「</w:t>
-      </w:r>
-      <w:r>
-        <w:rPr>
-          <w:rFonts w:ascii="Segoe UI Emoji" w:hAnsi="Segoe UI Emoji" w:cs="Segoe UI Emoji"/>
-        </w:rPr>
-        <w:t>✅</w:t>
-      </w:r>
-      <w:r>
-        <w:t> </w:t>
-      </w:r>
-      <w:r>
-        <w:rPr>
-          <w:b/>
-          <w:bCs/>
-        </w:rPr>
-        <w:t>登録完了</w:t>
-      </w:r>
-      <w:r>
-        <w:t>」と表示されます。</w:t>
-      </w:r>
-    </w:p>
-    <w:p>
-      <w:pPr>
-        <w:widowControl w:val="0"/>
-        <w:numPr>
-          <w:ilvl w:val="1"/>
-          <w:numId w:val="3"/>
-        </w:numPr>
-        <w:spacing w:after="160" w:line="259" w:lineRule="auto"/>
-      </w:pPr>
-      <w:r>
-        <w:t>まだ登録していないシートを選択すると、「</w:t>
-      </w:r>
-      <w:r>
-        <w:rPr>
-          <w:b/>
-          <w:bCs/>
-        </w:rPr>
-        <w:t>（未登録）</w:t>
-      </w:r>
-      <w:r>
-        <w:t>」と表示されます。</w:t>
-      </w:r>
-    </w:p>
-    <w:p>
-      <w:pPr>
-        <w:widowControl w:val="0"/>
-        <w:spacing w:after="160" w:line="259" w:lineRule="auto"/>
-      </w:pPr>
-      <w:r>
-        <w:rPr>
-          <w:b/>
-          <w:bCs/>
-          <w:noProof/>
-        </w:rPr>
-        <w:drawing>
-          <wp:inline distT="0" distB="0" distL="0" distR="0" wp14:anchorId="3A774DA9" wp14:editId="2A20008C">
-            <wp:extent cx="2457450" cy="3372018"/>
-            <wp:effectExtent l="0" t="0" r="0" b="0"/>
-            <wp:docPr id="1877969441" name="図 4"/>
-            <wp:cNvGraphicFramePr>
-              <a:graphicFrameLocks xmlns:a="http://schemas.openxmlformats.org/drawingml/2006/main" noChangeAspect="1"/>
-            </wp:cNvGraphicFramePr>
-            <a:graphic xmlns:a="http://schemas.openxmlformats.org/drawingml/2006/main">
-              <a:graphicData uri="http://schemas.openxmlformats.org/drawingml/2006/picture">
-                <pic:pic xmlns:pic="http://schemas.openxmlformats.org/drawingml/2006/picture">
-                  <pic:nvPicPr>
-                    <pic:cNvPr id="0" name="Picture 9"/>
-                    <pic:cNvPicPr>
-                      <a:picLocks noChangeAspect="1" noChangeArrowheads="1"/>
-                    </pic:cNvPicPr>
-                  </pic:nvPicPr>
-                  <pic:blipFill>
-                    <a:blip r:embed="rId7">
-                      <a:extLst>
-                        <a:ext uri="{28A0092B-C50C-407E-A947-70E740481C1C}">
-                          <a14:useLocalDpi xmlns:a14="http://schemas.microsoft.com/office/drawing/2010/main" val="0"/>
-                        </a:ext>
-                      </a:extLst>
-                    </a:blip>
-                    <a:srcRect/>
-                    <a:stretch>
-                      <a:fillRect/>
-                    </a:stretch>
-                  </pic:blipFill>
-                  <pic:spPr bwMode="auto">
-                    <a:xfrm>
-                      <a:off x="0" y="0"/>
-                      <a:ext cx="2459865" cy="3375332"/>
-                    </a:xfrm>
-                    <a:prstGeom prst="rect">
-                      <a:avLst/>
-                    </a:prstGeom>
-                    <a:noFill/>
-                    <a:ln>
-                      <a:noFill/>
-                    </a:ln>
-                  </pic:spPr>
-                </pic:pic>
-              </a:graphicData>
-            </a:graphic>
-          </wp:inline>
-        </w:drawing>
-      </w:r>
-    </w:p>
-    <w:p>
-      <w:pPr>
-        <w:widowControl w:val="0"/>
-        <w:spacing w:after="160" w:line="259" w:lineRule="auto"/>
-      </w:pPr>
-      <w:r>
-        <w:pict w14:anchorId="7B992F79">
-          <v:rect id="_x0000_i1026" style="width:730.5pt;height:1.5pt" o:hrpct="0" o:hralign="center" o:hrstd="t" o:hr="t" fillcolor="#a0a0a0" stroked="f">
-            <v:textbox inset="5.85pt,.7pt,5.85pt,.7pt"/>
-          </v:rect>
-        </w:pict>
-      </w:r>
-    </w:p>
-    <w:p>
-      <w:pPr>
-        <w:widowControl w:val="0"/>
-        <w:spacing w:after="160" w:line="259" w:lineRule="auto"/>
-        <w:rPr>
-          <w:b/>
-          <w:bCs/>
-        </w:rPr>
-      </w:pPr>
-    </w:p>
-    <w:p>
-      <w:pPr>
-        <w:widowControl w:val="0"/>
-        <w:spacing w:after="160" w:line="259" w:lineRule="auto"/>
-        <w:rPr>
-          <w:b/>
-          <w:bCs/>
-        </w:rPr>
-      </w:pPr>
-    </w:p>
-    <w:p>
-      <w:pPr>
-        <w:widowControl w:val="0"/>
-        <w:spacing w:after="160" w:line="259" w:lineRule="auto"/>
-        <w:rPr>
-          <w:b/>
-          <w:bCs/>
-        </w:rPr>
-      </w:pPr>
-    </w:p>
-    <w:p>
-      <w:pPr>
-        <w:widowControl w:val="0"/>
-        <w:spacing w:after="160" w:line="259" w:lineRule="auto"/>
-        <w:rPr>
-          <w:b/>
-          <w:bCs/>
-        </w:rPr>
-      </w:pPr>
-    </w:p>
-    <w:p>
-      <w:pPr>
-        <w:widowControl w:val="0"/>
-        <w:spacing w:after="160" w:line="259" w:lineRule="auto"/>
-        <w:rPr>
-          <w:b/>
-          <w:bCs/>
-        </w:rPr>
-      </w:pPr>
-    </w:p>
-    <w:p>
-      <w:pPr>
-        <w:widowControl w:val="0"/>
-        <w:spacing w:after="160" w:line="259" w:lineRule="auto"/>
-        <w:rPr>
-          <w:b/>
-          <w:bCs/>
-        </w:rPr>
-      </w:pPr>
-      <w:r>
-        <w:rPr>
-          <w:b/>
-          <w:bCs/>
-        </w:rPr>
-        <w:lastRenderedPageBreak/>
-        <w:t>4. データの確認と編集</w:t>
-      </w:r>
-    </w:p>
-    <w:p>
-      <w:pPr>
-        <w:widowControl w:val="0"/>
-        <w:spacing w:after="160" w:line="259" w:lineRule="auto"/>
-        <w:rPr>
-          <w:b/>
-          <w:bCs/>
-        </w:rPr>
-      </w:pPr>
-      <w:r>
-        <w:rPr>
-          <w:b/>
-          <w:bCs/>
-        </w:rPr>
-        <w:t>4.1. プレビューでの確認</w:t>
-      </w:r>
-    </w:p>
-    <w:p>
-      <w:pPr>
-        <w:widowControl w:val="0"/>
-        <w:spacing w:after="160" w:line="259" w:lineRule="auto"/>
-      </w:pPr>
-      <w:r>
-        <w:t>「通常シート」タブでは、登録したデータが右側のプレビューエリアに一覧表示されます。ここで入力内容を確認できます。</w:t>
-      </w:r>
-    </w:p>
-    <w:p>
-      <w:pPr>
-        <w:widowControl w:val="0"/>
-        <w:spacing w:after="160" w:line="259" w:lineRule="auto"/>
-        <w:rPr>
-          <w:b/>
-          <w:bCs/>
-        </w:rPr>
-      </w:pPr>
-      <w:r>
-        <w:rPr>
-          <w:b/>
-          <w:bCs/>
-        </w:rPr>
-        <w:t>4.2. データの編集</w:t>
-      </w:r>
-    </w:p>
-    <w:p>
-      <w:pPr>
-        <w:widowControl w:val="0"/>
-        <w:numPr>
-          <w:ilvl w:val="0"/>
-          <w:numId w:val="4"/>
-        </w:numPr>
-        <w:spacing w:after="160" w:line="259" w:lineRule="auto"/>
-      </w:pPr>
-      <w:r>
-        <w:t>プレビューエリアで、編集したい行を</w:t>
-      </w:r>
-      <w:r>
-        <w:rPr>
-          <w:b/>
-          <w:bCs/>
-        </w:rPr>
-        <w:t>一行だけ</w:t>
-      </w:r>
-      <w:r>
-        <w:t>クリックして選択します。</w:t>
-      </w:r>
-    </w:p>
-    <w:p>
-      <w:pPr>
-        <w:widowControl w:val="0"/>
-        <w:numPr>
-          <w:ilvl w:val="0"/>
-          <w:numId w:val="4"/>
-        </w:numPr>
-        <w:spacing w:after="160" w:line="259" w:lineRule="auto"/>
-      </w:pPr>
-      <w:r>
-        <w:t>「</w:t>
-      </w:r>
-      <w:r>
-        <w:rPr>
-          <w:b/>
-          <w:bCs/>
-        </w:rPr>
-        <w:t>選択行を編集</w:t>
-      </w:r>
-      <w:r>
-        <w:t>」ボタンをクリックします。</w:t>
-      </w:r>
-    </w:p>
-    <w:p>
-      <w:pPr>
-        <w:widowControl w:val="0"/>
-        <w:numPr>
-          <w:ilvl w:val="0"/>
-          <w:numId w:val="4"/>
-        </w:numPr>
-        <w:spacing w:after="160" w:line="259" w:lineRule="auto"/>
-      </w:pPr>
-      <w:r>
-        <w:t>編集ウィンドウが開くので、内容を修正して「保存」ボタンをクリックします。</w:t>
-      </w:r>
-    </w:p>
-    <w:p>
-      <w:pPr>
-        <w:widowControl w:val="0"/>
-        <w:spacing w:after="160" w:line="259" w:lineRule="auto"/>
-        <w:rPr>
-          <w:b/>
-          <w:bCs/>
-        </w:rPr>
-      </w:pPr>
-      <w:r>
-        <w:rPr>
-          <w:b/>
-          <w:bCs/>
-        </w:rPr>
-        <w:t>4.3. データの削除</w:t>
-      </w:r>
-    </w:p>
-    <w:p>
-      <w:pPr>
-        <w:widowControl w:val="0"/>
-        <w:numPr>
-          <w:ilvl w:val="0"/>
-          <w:numId w:val="5"/>
-        </w:numPr>
-        <w:spacing w:after="160" w:line="259" w:lineRule="auto"/>
-      </w:pPr>
-      <w:r>
-        <w:t>プレビューエリアで、削除したい行を**一行（または複数行）**クリックして選択します。</w:t>
-      </w:r>
-    </w:p>
-    <w:p>
-      <w:pPr>
-        <w:widowControl w:val="0"/>
-        <w:numPr>
-          <w:ilvl w:val="0"/>
-          <w:numId w:val="5"/>
-        </w:numPr>
-        <w:spacing w:after="160" w:line="259" w:lineRule="auto"/>
-      </w:pPr>
-      <w:r>
-        <w:t>「</w:t>
-      </w:r>
-      <w:r>
-        <w:rPr>
-          <w:b/>
-          <w:bCs/>
-        </w:rPr>
-        <w:t>選択行を削除</w:t>
-      </w:r>
-      <w:r>
-        <w:t>」ボタンをクリックします。</w:t>
-      </w:r>
-    </w:p>
-    <w:p>
-      <w:pPr>
-        <w:widowControl w:val="0"/>
-        <w:numPr>
-          <w:ilvl w:val="0"/>
-          <w:numId w:val="5"/>
-        </w:numPr>
-        <w:spacing w:after="160" w:line="259" w:lineRule="auto"/>
-      </w:pPr>
-      <w:r>
-        <w:t>確認メッセージが表示されるので、「はい」をクリックするとデータが削除されます。</w:t>
-      </w:r>
-      <w:r>
-        <w:rPr>
-          <w:b/>
-          <w:bCs/>
-        </w:rPr>
-        <w:t>この操作は元に戻せません。</w:t>
-      </w:r>
-    </w:p>
-    <w:p>
-      <w:pPr>
-        <w:widowControl w:val="0"/>
-        <w:spacing w:after="160" w:line="259" w:lineRule="auto"/>
-      </w:pPr>
-      <w:r>
-        <w:pict w14:anchorId="3EBF3ED3">
-          <v:rect id="_x0000_i1027" style="width:730.5pt;height:1.5pt" o:hrpct="0" o:hralign="center" o:hrstd="t" o:hr="t" fillcolor="#a0a0a0" stroked="f">
-            <v:textbox inset="5.85pt,.7pt,5.85pt,.7pt"/>
-          </v:rect>
-        </w:pict>
-      </w:r>
-    </w:p>
-    <w:p>
-      <w:pPr>
-        <w:widowControl w:val="0"/>
-        <w:spacing w:after="160" w:line="259" w:lineRule="auto"/>
-        <w:rPr>
-          <w:b/>
-          <w:bCs/>
-        </w:rPr>
-      </w:pPr>
-    </w:p>
-    <w:p>
-      <w:pPr>
-        <w:widowControl w:val="0"/>
-        <w:spacing w:after="160" w:line="259" w:lineRule="auto"/>
-        <w:rPr>
-          <w:b/>
-          <w:bCs/>
-        </w:rPr>
-      </w:pPr>
-    </w:p>
-    <w:p>
-      <w:pPr>
-        <w:widowControl w:val="0"/>
-        <w:spacing w:after="160" w:line="259" w:lineRule="auto"/>
-        <w:rPr>
-          <w:b/>
-          <w:bCs/>
-        </w:rPr>
-      </w:pPr>
-    </w:p>
-    <w:p>
-      <w:pPr>
-        <w:widowControl w:val="0"/>
-        <w:spacing w:after="160" w:line="259" w:lineRule="auto"/>
-        <w:rPr>
-          <w:b/>
-          <w:bCs/>
-        </w:rPr>
-      </w:pPr>
-    </w:p>
-    <w:p>
-      <w:pPr>
-        <w:widowControl w:val="0"/>
-        <w:spacing w:after="160" w:line="259" w:lineRule="auto"/>
-        <w:rPr>
-          <w:b/>
-          <w:bCs/>
-        </w:rPr>
-      </w:pPr>
-    </w:p>
-    <w:p>
-      <w:pPr>
-        <w:widowControl w:val="0"/>
-        <w:spacing w:after="160" w:line="259" w:lineRule="auto"/>
-        <w:rPr>
-          <w:b/>
-          <w:bCs/>
-        </w:rPr>
-      </w:pPr>
-    </w:p>
-    <w:p>
-      <w:pPr>
-        <w:widowControl w:val="0"/>
-        <w:spacing w:after="160" w:line="259" w:lineRule="auto"/>
-        <w:rPr>
-          <w:b/>
-          <w:bCs/>
-        </w:rPr>
-      </w:pPr>
-    </w:p>
-    <w:p>
-      <w:pPr>
-        <w:widowControl w:val="0"/>
-        <w:spacing w:after="160" w:line="259" w:lineRule="auto"/>
-        <w:rPr>
-          <w:b/>
-          <w:bCs/>
-        </w:rPr>
-      </w:pPr>
-    </w:p>
-    <w:p>
-      <w:pPr>
-        <w:widowControl w:val="0"/>
-        <w:spacing w:after="160" w:line="259" w:lineRule="auto"/>
-        <w:rPr>
-          <w:b/>
-          <w:bCs/>
-        </w:rPr>
-      </w:pPr>
-    </w:p>
-    <w:p>
-      <w:pPr>
-        <w:widowControl w:val="0"/>
-        <w:spacing w:after="160" w:line="259" w:lineRule="auto"/>
-        <w:rPr>
-          <w:b/>
-          <w:bCs/>
-        </w:rPr>
-      </w:pPr>
-    </w:p>
-    <w:p>
-      <w:pPr>
-        <w:widowControl w:val="0"/>
-        <w:spacing w:after="160" w:line="259" w:lineRule="auto"/>
-        <w:rPr>
-          <w:b/>
-          <w:bCs/>
-        </w:rPr>
-      </w:pPr>
-    </w:p>
-    <w:p>
-      <w:pPr>
-        <w:widowControl w:val="0"/>
-        <w:spacing w:after="160" w:line="259" w:lineRule="auto"/>
-        <w:rPr>
-          <w:b/>
-          <w:bCs/>
-        </w:rPr>
-      </w:pPr>
-    </w:p>
-    <w:p>
-      <w:pPr>
-        <w:widowControl w:val="0"/>
-        <w:spacing w:after="160" w:line="259" w:lineRule="auto"/>
-        <w:rPr>
-          <w:b/>
-          <w:bCs/>
-        </w:rPr>
-      </w:pPr>
-    </w:p>
-    <w:p>
-      <w:pPr>
-        <w:widowControl w:val="0"/>
-        <w:spacing w:after="160" w:line="259" w:lineRule="auto"/>
-        <w:rPr>
-          <w:b/>
-          <w:bCs/>
-        </w:rPr>
-      </w:pPr>
-    </w:p>
-    <w:p>
-      <w:pPr>
-        <w:widowControl w:val="0"/>
-        <w:spacing w:after="160" w:line="259" w:lineRule="auto"/>
-        <w:rPr>
-          <w:b/>
-          <w:bCs/>
-        </w:rPr>
-      </w:pPr>
-      <w:r>
-        <w:rPr>
-          <w:b/>
-          <w:bCs/>
-        </w:rPr>
-        <w:lastRenderedPageBreak/>
-        <w:t>5. ファイルの作成 (転記実行)</w:t>
-      </w:r>
-    </w:p>
-    <w:p>
-      <w:pPr>
-        <w:widowControl w:val="0"/>
-        <w:spacing w:after="160" w:line="259" w:lineRule="auto"/>
-      </w:pPr>
-      <w:r>
-        <w:t>すべてのデータの入力が完了したら、最終的なExcelファイルを作成します。</w:t>
-      </w:r>
-    </w:p>
-    <w:p>
-      <w:pPr>
-        <w:widowControl w:val="0"/>
-        <w:numPr>
-          <w:ilvl w:val="0"/>
-          <w:numId w:val="6"/>
-        </w:numPr>
-        <w:spacing w:after="160" w:line="259" w:lineRule="auto"/>
-      </w:pPr>
-      <w:r>
-        <w:rPr>
-          <w:b/>
-          <w:bCs/>
-        </w:rPr>
-        <w:t>バージョン情報の入力:</w:t>
-      </w:r>
-    </w:p>
-    <w:p>
-      <w:pPr>
-        <w:widowControl w:val="0"/>
-        <w:numPr>
-          <w:ilvl w:val="1"/>
-          <w:numId w:val="6"/>
-        </w:numPr>
-        <w:spacing w:after="160" w:line="259" w:lineRule="auto"/>
-      </w:pPr>
-      <w:r>
-        <w:t>ウィンドウ上部の入力欄に、作成するファイルの「</w:t>
-      </w:r>
-      <w:r>
-        <w:rPr>
-          <w:b/>
-          <w:bCs/>
-        </w:rPr>
-        <w:t>期</w:t>
-      </w:r>
-      <w:r>
-        <w:t>」「</w:t>
-      </w:r>
-      <w:r>
-        <w:rPr>
-          <w:b/>
-          <w:bCs/>
-        </w:rPr>
-        <w:t>月</w:t>
-      </w:r>
-      <w:r>
-        <w:t>」「</w:t>
-      </w:r>
-      <w:r>
-        <w:rPr>
-          <w:b/>
-          <w:bCs/>
-        </w:rPr>
-        <w:t>R番号</w:t>
-      </w:r>
-      <w:r>
-        <w:t>」を正しく入力します。</w:t>
-      </w:r>
-    </w:p>
-    <w:p>
-      <w:pPr>
-        <w:widowControl w:val="0"/>
-        <w:numPr>
-          <w:ilvl w:val="0"/>
-          <w:numId w:val="6"/>
-        </w:numPr>
-        <w:spacing w:after="160" w:line="259" w:lineRule="auto"/>
-      </w:pPr>
-      <w:r>
-        <w:rPr>
-          <w:b/>
-          <w:bCs/>
-        </w:rPr>
-        <w:t>転記実行:</w:t>
-      </w:r>
-    </w:p>
-    <w:p>
-      <w:pPr>
-        <w:widowControl w:val="0"/>
-        <w:numPr>
-          <w:ilvl w:val="1"/>
-          <w:numId w:val="6"/>
-        </w:numPr>
-        <w:spacing w:after="160" w:line="259" w:lineRule="auto"/>
-      </w:pPr>
-      <w:r>
-        <w:t>ウィンドウ右下の「</w:t>
-      </w:r>
-      <w:r>
-        <w:rPr>
-          <w:b/>
-          <w:bCs/>
-        </w:rPr>
-        <w:t>転記実行</w:t>
-      </w:r>
-      <w:r>
-        <w:t>」ボタンをクリックします。</w:t>
-      </w:r>
-    </w:p>
-    <w:p>
-      <w:pPr>
-        <w:widowControl w:val="0"/>
-        <w:numPr>
-          <w:ilvl w:val="0"/>
-          <w:numId w:val="6"/>
-        </w:numPr>
-        <w:spacing w:after="160" w:line="259" w:lineRule="auto"/>
-      </w:pPr>
-      <w:r>
-        <w:rPr>
-          <w:b/>
-          <w:bCs/>
-        </w:rPr>
-        <w:t>保存先フォルダの選択:</w:t>
-      </w:r>
-    </w:p>
-    <w:p>
-      <w:pPr>
-        <w:widowControl w:val="0"/>
-        <w:numPr>
-          <w:ilvl w:val="1"/>
-          <w:numId w:val="6"/>
-        </w:numPr>
-        <w:spacing w:after="160" w:line="259" w:lineRule="auto"/>
-      </w:pPr>
-      <w:r>
-        <w:t>ファイルの保存先となる</w:t>
-      </w:r>
-      <w:r>
-        <w:rPr>
-          <w:b/>
-          <w:bCs/>
-        </w:rPr>
-        <w:t>ベースフォルダ</w:t>
-      </w:r>
-      <w:r>
-        <w:t>を選択するダイアログが開きます。フォルダを選択してください。</w:t>
-      </w:r>
-    </w:p>
-    <w:p>
-      <w:pPr>
-        <w:widowControl w:val="0"/>
-        <w:numPr>
-          <w:ilvl w:val="0"/>
-          <w:numId w:val="6"/>
-        </w:numPr>
-        <w:spacing w:after="160" w:line="259" w:lineRule="auto"/>
-      </w:pPr>
-      <w:r>
-        <w:rPr>
-          <w:b/>
-          <w:bCs/>
-        </w:rPr>
-        <w:t>処理の実行:</w:t>
-      </w:r>
-    </w:p>
-    <w:p>
-      <w:pPr>
-        <w:widowControl w:val="0"/>
-        <w:numPr>
-          <w:ilvl w:val="1"/>
-          <w:numId w:val="6"/>
-        </w:numPr>
-        <w:spacing w:after="160" w:line="259" w:lineRule="auto"/>
-      </w:pPr>
-      <w:r>
-        <w:t>「転記処理の進捗」ウィンドウが表示され、処理が自動で進みます。</w:t>
-      </w:r>
-    </w:p>
-    <w:p>
-      <w:pPr>
-        <w:widowControl w:val="0"/>
-        <w:numPr>
-          <w:ilvl w:val="1"/>
-          <w:numId w:val="6"/>
-        </w:numPr>
-        <w:spacing w:after="160" w:line="259" w:lineRule="auto"/>
-      </w:pPr>
-      <w:r>
-        <w:t>処理が完了すると、「</w:t>
-      </w:r>
-      <w:r>
-        <w:rPr>
-          <w:rFonts w:ascii="Segoe UI Emoji" w:hAnsi="Segoe UI Emoji" w:cs="Segoe UI Emoji"/>
-        </w:rPr>
-        <w:t>✅</w:t>
-      </w:r>
-      <w:r>
-        <w:t xml:space="preserve"> 処理が完了しました！」と表示されます。「閉じる」ボタンでウィンドウを閉じてください。</w:t>
-      </w:r>
-    </w:p>
-    <w:p>
-      <w:pPr>
-        <w:widowControl w:val="0"/>
-        <w:numPr>
-          <w:ilvl w:val="0"/>
-          <w:numId w:val="6"/>
-        </w:numPr>
-        <w:spacing w:after="160" w:line="259" w:lineRule="auto"/>
-      </w:pPr>
-      <w:r>
-        <w:rPr>
-          <w:b/>
-          <w:bCs/>
-        </w:rPr>
-        <w:t>ファイルの確認:</w:t>
-      </w:r>
-    </w:p>
-    <w:p>
-      <w:pPr>
-        <w:widowControl w:val="0"/>
-        <w:numPr>
-          <w:ilvl w:val="1"/>
-          <w:numId w:val="6"/>
-        </w:numPr>
-        <w:spacing w:after="160" w:line="259" w:lineRule="auto"/>
-      </w:pPr>
-      <w:r>
-        <w:t>手順3で選択したフォルダの中に、46期 04月 R1 アルス搬送・霊柩車　実績月報 のような名前の新しいフォルダが作成されています。</w:t>
-      </w:r>
-    </w:p>
-    <w:p>
-      <w:pPr>
-        <w:widowControl w:val="0"/>
-        <w:numPr>
-          <w:ilvl w:val="1"/>
-          <w:numId w:val="6"/>
-        </w:numPr>
-        <w:spacing w:after="160" w:line="259" w:lineRule="auto"/>
-      </w:pPr>
-      <w:r>
-        <w:t>その中に、完成した</w:t>
-      </w:r>
-      <w:r>
-        <w:rPr>
-          <w:b/>
-          <w:bCs/>
-        </w:rPr>
-        <w:t>実績月報ファイル</w:t>
-      </w:r>
-      <w:r>
-        <w:t>と</w:t>
-      </w:r>
-      <w:r>
-        <w:rPr>
-          <w:b/>
-          <w:bCs/>
-        </w:rPr>
-        <w:t>集計ファイル</w:t>
-      </w:r>
-      <w:r>
-        <w:t>の2つのExcelファイルが保存されています。</w:t>
-      </w:r>
-    </w:p>
-    <w:p>
-      <w:pPr>
-        <w:widowControl w:val="0"/>
-        <w:spacing w:after="160" w:line="259" w:lineRule="auto"/>
-      </w:pPr>
-      <w:r>
-        <w:pict w14:anchorId="49DA06E2">
-          <v:rect id="_x0000_i1028" style="width:730.5pt;height:1.5pt" o:hrpct="0" o:hralign="center" o:hrstd="t" o:hr="t" fillcolor="#a0a0a0" stroked="f">
-            <v:textbox inset="5.85pt,.7pt,5.85pt,.7pt"/>
-          </v:rect>
-        </w:pict>
-      </w:r>
-    </w:p>
-    <w:p>
-      <w:pPr>
-        <w:widowControl w:val="0"/>
-        <w:spacing w:after="160" w:line="259" w:lineRule="auto"/>
-        <w:rPr>
-          <w:b/>
-          <w:bCs/>
-        </w:rPr>
-      </w:pPr>
-    </w:p>
-    <w:p>
-      <w:pPr>
-        <w:widowControl w:val="0"/>
-        <w:spacing w:after="160" w:line="259" w:lineRule="auto"/>
-        <w:rPr>
-          <w:b/>
-          <w:bCs/>
-        </w:rPr>
-      </w:pPr>
-    </w:p>
-    <w:p>
-      <w:pPr>
-        <w:widowControl w:val="0"/>
-        <w:spacing w:after="160" w:line="259" w:lineRule="auto"/>
-        <w:rPr>
-          <w:b/>
-          <w:bCs/>
-        </w:rPr>
-      </w:pPr>
-    </w:p>
-    <w:p>
-      <w:pPr>
-        <w:widowControl w:val="0"/>
-        <w:spacing w:after="160" w:line="259" w:lineRule="auto"/>
-        <w:rPr>
-          <w:b/>
-          <w:bCs/>
-        </w:rPr>
-      </w:pPr>
-    </w:p>
-    <w:p>
-      <w:pPr>
-        <w:widowControl w:val="0"/>
-        <w:spacing w:after="160" w:line="259" w:lineRule="auto"/>
-        <w:rPr>
-          <w:b/>
-          <w:bCs/>
-        </w:rPr>
-      </w:pPr>
-    </w:p>
-    <w:p>
-      <w:pPr>
-        <w:widowControl w:val="0"/>
-        <w:spacing w:after="160" w:line="259" w:lineRule="auto"/>
-        <w:rPr>
-          <w:b/>
-          <w:bCs/>
-        </w:rPr>
-      </w:pPr>
-    </w:p>
-    <w:p>
-      <w:pPr>
-        <w:widowControl w:val="0"/>
-        <w:spacing w:after="160" w:line="259" w:lineRule="auto"/>
-        <w:rPr>
-          <w:b/>
-          <w:bCs/>
-        </w:rPr>
-      </w:pPr>
-    </w:p>
-    <w:p>
-      <w:pPr>
-        <w:widowControl w:val="0"/>
-        <w:spacing w:after="160" w:line="259" w:lineRule="auto"/>
-        <w:rPr>
-          <w:b/>
-          <w:bCs/>
-        </w:rPr>
-      </w:pPr>
-    </w:p>
-    <w:p>
-      <w:pPr>
-        <w:widowControl w:val="0"/>
-        <w:spacing w:after="160" w:line="259" w:lineRule="auto"/>
-        <w:rPr>
-          <w:b/>
-          <w:bCs/>
-        </w:rPr>
-      </w:pPr>
-    </w:p>
-    <w:p>
-      <w:pPr>
-        <w:widowControl w:val="0"/>
-        <w:spacing w:after="160" w:line="259" w:lineRule="auto"/>
-        <w:rPr>
-          <w:b/>
-          <w:bCs/>
-        </w:rPr>
-      </w:pPr>
-    </w:p>
-    <w:p>
-      <w:pPr>
-        <w:widowControl w:val="0"/>
-        <w:spacing w:after="160" w:line="259" w:lineRule="auto"/>
-        <w:rPr>
-          <w:b/>
-          <w:bCs/>
-        </w:rPr>
-      </w:pPr>
-      <w:r>
-        <w:rPr>
-          <w:b/>
-          <w:bCs/>
-        </w:rPr>
-        <w:lastRenderedPageBreak/>
-        <w:t>6. その他の機能</w:t>
-      </w:r>
-    </w:p>
-    <w:p>
-      <w:pPr>
-        <w:widowControl w:val="0"/>
-        <w:spacing w:after="160" w:line="259" w:lineRule="auto"/>
-        <w:rPr>
-          <w:b/>
-          <w:bCs/>
-        </w:rPr>
-      </w:pPr>
-      <w:r>
-        <w:rPr>
-          <w:b/>
-          <w:bCs/>
-        </w:rPr>
-        <w:t>6.1. 設定画面</w:t>
-      </w:r>
-    </w:p>
-    <w:p>
-      <w:pPr>
-        <w:widowControl w:val="0"/>
-        <w:spacing w:after="160" w:line="259" w:lineRule="auto"/>
-      </w:pPr>
-      <w:r>
-        <w:t>ウィンドウ右上の「</w:t>
-      </w:r>
-      <w:r>
-        <w:rPr>
-          <w:rFonts w:ascii="Segoe UI Emoji" w:hAnsi="Segoe UI Emoji" w:cs="Segoe UI Emoji"/>
-        </w:rPr>
-        <w:t>⚙️</w:t>
-      </w:r>
-      <w:r>
-        <w:t> </w:t>
-      </w:r>
-      <w:r>
-        <w:rPr>
-          <w:b/>
-          <w:bCs/>
-        </w:rPr>
-        <w:t>設定</w:t>
-      </w:r>
-      <w:r>
-        <w:t>」ボタンをクリックすると、設定画面が開きます。</w:t>
-      </w:r>
-    </w:p>
-    <w:p>
-      <w:pPr>
-        <w:widowControl w:val="0"/>
-        <w:spacing w:after="160" w:line="259" w:lineRule="auto"/>
-        <w:rPr>
-          <w:b/>
-          <w:bCs/>
-        </w:rPr>
-      </w:pPr>
-      <w:r>
-        <w:rPr>
-          <w:b/>
-          <w:bCs/>
-          <w:noProof/>
-        </w:rPr>
-        <w:drawing>
-          <wp:inline distT="0" distB="0" distL="0" distR="0" wp14:anchorId="7A071F7B" wp14:editId="2056864F">
-            <wp:extent cx="2333625" cy="3241326"/>
-            <wp:effectExtent l="0" t="0" r="0" b="0"/>
-            <wp:docPr id="1643401690" name="図 5"/>
-            <wp:cNvGraphicFramePr>
-              <a:graphicFrameLocks xmlns:a="http://schemas.openxmlformats.org/drawingml/2006/main" noChangeAspect="1"/>
-            </wp:cNvGraphicFramePr>
-            <a:graphic xmlns:a="http://schemas.openxmlformats.org/drawingml/2006/main">
-              <a:graphicData uri="http://schemas.openxmlformats.org/drawingml/2006/picture">
-                <pic:pic xmlns:pic="http://schemas.openxmlformats.org/drawingml/2006/picture">
-                  <pic:nvPicPr>
-                    <pic:cNvPr id="0" name="Picture 10"/>
-                    <pic:cNvPicPr>
-                      <a:picLocks noChangeAspect="1" noChangeArrowheads="1"/>
-                    </pic:cNvPicPr>
-                  </pic:nvPicPr>
-                  <pic:blipFill>
-                    <a:blip r:embed="rId8">
-                      <a:extLst>
-                        <a:ext uri="{28A0092B-C50C-407E-A947-70E740481C1C}">
-                          <a14:useLocalDpi xmlns:a14="http://schemas.microsoft.com/office/drawing/2010/main" val="0"/>
-                        </a:ext>
-                      </a:extLst>
-                    </a:blip>
-                    <a:srcRect/>
-                    <a:stretch>
-                      <a:fillRect/>
-                    </a:stretch>
-                  </pic:blipFill>
-                  <pic:spPr bwMode="auto">
-                    <a:xfrm>
-                      <a:off x="0" y="0"/>
-                      <a:ext cx="2339846" cy="3249967"/>
-                    </a:xfrm>
-                    <a:prstGeom prst="rect">
-                      <a:avLst/>
-                    </a:prstGeom>
-                    <a:noFill/>
-                    <a:ln>
-                      <a:noFill/>
-                    </a:ln>
-                  </pic:spPr>
-                </pic:pic>
-              </a:graphicData>
-            </a:graphic>
-          </wp:inline>
-        </w:drawing>
-      </w:r>
-    </w:p>
-    <w:p>
-      <w:pPr>
-        <w:widowControl w:val="0"/>
-        <w:spacing w:after="160" w:line="259" w:lineRule="auto"/>
-      </w:pPr>
-      <w:r>
-        <w:rPr>
-          <w:b/>
-          <w:bCs/>
-        </w:rPr>
-        <w:t>料金設定タブ:</w:t>
-      </w:r>
-      <w:r>
-        <w:t> 各車両の基本料金や深夜料金などを変更できます。</w:t>
-      </w:r>
-    </w:p>
-    <w:p>
-      <w:pPr>
-        <w:widowControl w:val="0"/>
-        <w:numPr>
-          <w:ilvl w:val="0"/>
-          <w:numId w:val="7"/>
-        </w:numPr>
-        <w:spacing w:after="160" w:line="259" w:lineRule="auto"/>
-      </w:pPr>
-      <w:r>
-        <w:rPr>
-          <w:b/>
-          <w:bCs/>
-        </w:rPr>
-        <w:t>列マッピング設定タブ:</w:t>
-      </w:r>
-      <w:r>
-        <w:t> (上級者向け) Excelテンプレートの列の構成が変わった場合に、プログラムが参照する列番号やセル番地を調整できます。</w:t>
-      </w:r>
-      <w:r>
-        <w:rPr>
-          <w:b/>
-          <w:bCs/>
-        </w:rPr>
-        <w:t>通常はこの設定を変更する必要はありません。</w:t>
-      </w:r>
-    </w:p>
-    <w:p>
-      <w:pPr>
-        <w:widowControl w:val="0"/>
-        <w:spacing w:after="160" w:line="259" w:lineRule="auto"/>
-      </w:pPr>
-      <w:r>
-        <w:t>変更後は必ず「</w:t>
-      </w:r>
-      <w:r>
-        <w:rPr>
-          <w:b/>
-          <w:bCs/>
-        </w:rPr>
-        <w:t>保存</w:t>
-      </w:r>
-      <w:r>
-        <w:t>」ボタンを押してください。</w:t>
-      </w:r>
-    </w:p>
-    <w:p>
-      <w:pPr>
-        <w:widowControl w:val="0"/>
-        <w:spacing w:after="160" w:line="259" w:lineRule="auto"/>
-        <w:rPr>
-          <w:b/>
-          <w:bCs/>
-        </w:rPr>
-      </w:pPr>
-      <w:r>
-        <w:rPr>
-          <w:b/>
-          <w:bCs/>
-        </w:rPr>
-        <w:t>6.2. ファイル操作</w:t>
-      </w:r>
-    </w:p>
-    <w:p>
-      <w:pPr>
-        <w:widowControl w:val="0"/>
-        <w:numPr>
-          <w:ilvl w:val="0"/>
-          <w:numId w:val="8"/>
-        </w:numPr>
-        <w:spacing w:after="160" w:line="259" w:lineRule="auto"/>
-      </w:pPr>
-      <w:r>
-        <w:rPr>
-          <w:b/>
-          <w:bCs/>
-        </w:rPr>
-        <w:t>入力内容を保存:</w:t>
-      </w:r>
-      <w:r>
-        <w:t> 現在入力中のデータを一時ファイルに保存します。アプリケーションを終了しても、次回起動時に作業を再開できます。</w:t>
-      </w:r>
-    </w:p>
-    <w:p>
-      <w:pPr>
-        <w:widowControl w:val="0"/>
-        <w:numPr>
-          <w:ilvl w:val="0"/>
-          <w:numId w:val="8"/>
-        </w:numPr>
-        <w:spacing w:after="160" w:line="259" w:lineRule="auto"/>
-      </w:pPr>
-      <w:r>
-        <w:rPr>
-          <w:b/>
-          <w:bCs/>
-        </w:rPr>
-        <w:t>実績月報を読み込む:</w:t>
-      </w:r>
-      <w:r>
-        <w:t> 過去に作成した実績月報ファイルを読み込み、内容を編集することができます。</w:t>
-      </w:r>
-      <w:r>
-        <w:rPr>
-          <w:b/>
-          <w:bCs/>
-        </w:rPr>
-        <w:t>（注意: 現在の入力内容は上書きされます）</w:t>
-      </w:r>
-    </w:p>
-    <w:p>
-      <w:pPr>
-        <w:widowControl w:val="0"/>
-        <w:numPr>
-          <w:ilvl w:val="0"/>
-          <w:numId w:val="8"/>
-        </w:numPr>
-        <w:spacing w:after="160" w:line="259" w:lineRule="auto"/>
-      </w:pPr>
-      <w:r>
-        <w:rPr>
-          <w:noProof/>
-        </w:rPr>
-        <w:drawing>
-          <wp:inline distT="0" distB="0" distL="0" distR="0" wp14:anchorId="1C450B12" wp14:editId="1FC661A5">
-            <wp:extent cx="1943371" cy="419158"/>
-            <wp:effectExtent l="0" t="0" r="0" b="0"/>
-            <wp:docPr id="587668053" name="図 1"/>
-            <wp:cNvGraphicFramePr>
-              <a:graphicFrameLocks xmlns:a="http://schemas.openxmlformats.org/drawingml/2006/main" noChangeAspect="1"/>
-            </wp:cNvGraphicFramePr>
-            <a:graphic xmlns:a="http://schemas.openxmlformats.org/drawingml/2006/main">
-              <a:graphicData uri="http://schemas.openxmlformats.org/drawingml/2006/picture">
-                <pic:pic xmlns:pic="http://schemas.openxmlformats.org/drawingml/2006/picture">
-                  <pic:nvPicPr>
-                    <pic:cNvPr id="587668053" name=""/>
+                    <pic:cNvPr id="0" name="session.jpg" descr="月データ切替画面の例。月データが0件の状態と保存・確定状態の説明、月切替操作ボタンが表示されています。" title="取扱説明書の画面画像"/>
                     <pic:cNvPicPr/>
                   </pic:nvPicPr>
                   <pic:blipFill>
-                    <a:blip r:embed="rId9"/>
+                    <a:blip r:embed="rId13"/>
                     <a:stretch>
                       <a:fillRect/>
                     </a:stretch>
@@ -2589,11 +744,9 @@
                   <pic:spPr>
                     <a:xfrm>
                       <a:off x="0" y="0"/>
-                      <a:ext cx="1943371" cy="419158"/>
+                      <a:ext cx="5669280" cy="3455729"/>
                     </a:xfrm>
-                    <a:prstGeom prst="rect">
-                      <a:avLst/>
-                    </a:prstGeom>
+                    <a:prstGeom prst="rect"/>
                   </pic:spPr>
                 </pic:pic>
               </a:graphicData>
@@ -2604,162 +757,1093 @@
     </w:p>
     <w:p>
       <w:pPr>
-        <w:widowControl w:val="0"/>
-        <w:spacing w:after="160" w:line="259" w:lineRule="auto"/>
+        <w:spacing w:after="160"/>
+        <w:jc w:val="center"/>
+      </w:pPr>
+      <w:r>
         <w:rPr>
-          <w:b/>
-          <w:bCs/>
+          <w:i/>
+          <w:sz w:val="18"/>
         </w:rPr>
+        <w:t>図2　月データ切替画面。画面例はデータ0件の状態です。</w:t>
+      </w:r>
+    </w:p>
+    <w:p>
+      <w:pPr>
+        <w:pStyle w:val="1"/>
+      </w:pPr>
+      <w:r>
+        <w:t>3. 通常タブに日々の実績を入力する</w:t>
+      </w:r>
+    </w:p>
+    <w:p>
+      <w:pPr>
+        <w:pStyle w:val="2"/>
+      </w:pPr>
+      <w:r>
+        <w:t>1件ずつ登録する</w:t>
+      </w:r>
+    </w:p>
+    <w:p>
+      <w:r>
+        <w:t>•  「通常」タブを選択し、車両を選びます。</w:t>
+      </w:r>
+    </w:p>
+    <w:p>
+      <w:r>
+        <w:t>•  「日」に日付を入力します。</w:t>
+      </w:r>
+    </w:p>
+    <w:p>
+      <w:r>
+        <w:t>•  「有料km」「無料km」に実績を入力します。</w:t>
+      </w:r>
+    </w:p>
+    <w:p>
+      <w:r>
+        <w:t>•  深夜欄に、表示されている項目の単位で値を入力します。車両によって「深夜時間（分）」または「深夜料金（円）」になります。</w:t>
+      </w:r>
+    </w:p>
+    <w:p>
+      <w:r>
+        <w:t>•  該当する場合は特殊項目のチェックを入れます。ショートカットが設定されている項目は画面にキーが表示されます。</w:t>
+      </w:r>
+    </w:p>
+    <w:p>
+      <w:r>
+        <w:t>•  給油管理対象の車両で給油した場合は「給油あり」を選び、給油時距離と給油量（リッター）を入力します。</w:t>
+      </w:r>
+    </w:p>
+    <w:p>
+      <w:r>
+        <w:t>•  入力欄のEnterキーで次の入力欄へ進み、最後に「登録（Enter）」を押します。</w:t>
+      </w:r>
+    </w:p>
+    <w:p>
+      <w:r>
+        <w:t>登録した行は「実績一覧」に表示されます。入力に誤りがある場合は、該当欄の近くにエラーが表示されます。内容を直してから登録してください。</w:t>
+      </w:r>
+    </w:p>
+    <w:p>
+      <w:pPr>
+        <w:jc w:val="center"/>
+      </w:pPr>
+      <w:r>
+        <w:drawing>
+          <wp:inline xmlns:a="http://schemas.openxmlformats.org/drawingml/2006/main" xmlns:pic="http://schemas.openxmlformats.org/drawingml/2006/picture">
+            <wp:extent cx="4389120" cy="4743399"/>
+            <wp:docPr id="3" name="Picture 3"/>
+            <wp:cNvGraphicFramePr>
+              <a:graphicFrameLocks noChangeAspect="1"/>
+            </wp:cNvGraphicFramePr>
+            <a:graphic>
+              <a:graphicData uri="http://schemas.openxmlformats.org/drawingml/2006/picture">
+                <pic:pic>
+                  <pic:nvPicPr>
+                    <pic:cNvPr id="0" name="normal.jpg" descr="通常タブの入力画面。車両選択、日、有料km、無料km、深夜時間、特殊項目、給油あり、登録ボタンが表示されています。" title="取扱説明書の画面画像"/>
+                    <pic:cNvPicPr/>
+                  </pic:nvPicPr>
+                  <pic:blipFill>
+                    <a:blip r:embed="rId14"/>
+                    <a:stretch>
+                      <a:fillRect/>
+                    </a:stretch>
+                  </pic:blipFill>
+                  <pic:spPr>
+                    <a:xfrm>
+                      <a:off x="0" y="0"/>
+                      <a:ext cx="4389120" cy="4743399"/>
+                    </a:xfrm>
+                    <a:prstGeom prst="rect"/>
+                  </pic:spPr>
+                </pic:pic>
+              </a:graphicData>
+            </a:graphic>
+          </wp:inline>
+        </w:drawing>
+      </w:r>
+    </w:p>
+    <w:p>
+      <w:pPr>
+        <w:spacing w:after="160"/>
+        <w:jc w:val="center"/>
       </w:pPr>
       <w:r>
         <w:rPr>
-          <w:b/>
-          <w:bCs/>
+          <w:i/>
+          <w:sz w:val="18"/>
         </w:rPr>
-        <w:t>6.3. アップデート通知</w:t>
-      </w:r>
-    </w:p>
-    <w:p>
-      <w:pPr>
-        <w:widowControl w:val="0"/>
-        <w:spacing w:after="160" w:line="259" w:lineRule="auto"/>
-      </w:pPr>
-      <w:r>
-        <w:t>アプリケーション起動時に、新しいバージョンが利用可能かどうかを自動でチェックします。新しいバージョンがある場合はメッセージが表示されるので、指示に従ってダウンロードページを開き、最新版を入手してください。</w:t>
-      </w:r>
-    </w:p>
-    <w:p>
-      <w:pPr>
-        <w:widowControl w:val="0"/>
-        <w:spacing w:after="160" w:line="259" w:lineRule="auto"/>
-      </w:pPr>
-    </w:p>
-    <w:p>
-      <w:pPr>
-        <w:widowControl w:val="0"/>
-        <w:spacing w:after="160" w:line="259" w:lineRule="auto"/>
-      </w:pPr>
-      <w:r>
-        <w:pict w14:anchorId="4C46EAF6">
-          <v:rect id="_x0000_i1029" style="width:730.5pt;height:1.5pt" o:hrpct="0" o:hralign="center" o:hrstd="t" o:hr="t" fillcolor="#a0a0a0" stroked="f">
-            <v:textbox inset="5.85pt,.7pt,5.85pt,.7pt"/>
-          </v:rect>
-        </w:pict>
-      </w:r>
-    </w:p>
-    <w:p>
-      <w:pPr>
-        <w:widowControl w:val="0"/>
-        <w:spacing w:after="160" w:line="259" w:lineRule="auto"/>
+        <w:t>図3　通常タブ。日・距離・深夜項目を入力し、特殊項目や給油を選んで登録します。</w:t>
+      </w:r>
+    </w:p>
+    <w:p>
+      <w:pPr>
+        <w:pStyle w:val="2"/>
+      </w:pPr>
+      <w:r>
+        <w:t>深夜時間・料金を計算する</w:t>
+      </w:r>
+    </w:p>
+    <w:p>
+      <w:r>
+        <w:t>通常タブの「深夜計算」を押すと、会社出発時刻と故人宅出発時刻から、深夜時間帯（22:00～翌5:00）に該当する時間・料金を計算できます。計算結果を確認して画面へ反映し、通常の登録を行います。車両の深夜入力方式によって反映される値の単位が異なります。</w:t>
+      </w:r>
+    </w:p>
+    <w:p>
+      <w:pPr>
+        <w:pStyle w:val="2"/>
+      </w:pPr>
+      <w:r>
+        <w:t>入力内容を確認・修正する</w:t>
+      </w:r>
+    </w:p>
+    <w:p>
+      <w:r>
+        <w:t>「実績一覧」の列（日、搬送、有料km、無料km、フラグ、給油、深夜料金・時間）を見て入力内容を確認します。行を選択して編集ボタンを押すか、Enterキーまたはダブルクリックで編集画面を開きます。修正後は編集画面の保存を押します。</w:t>
+      </w:r>
+    </w:p>
+    <w:p>
+      <w:r>
+        <w:t>行を選択してDeleteキーまたは削除ボタンを押すと、その行を削除できます。確認画面が表示されたら、対象行を再確認してから確定します。</w:t>
+      </w:r>
+    </w:p>
+    <w:p>
+      <w:pPr>
+        <w:pStyle w:val="1"/>
+      </w:pPr>
+      <w:r>
+        <w:t>4. 東日本タブに入力する</w:t>
+      </w:r>
+    </w:p>
+    <w:p>
+      <w:r>
+        <w:t>•  「東日本」タブを選び、車両を指定します。</w:t>
+      </w:r>
+    </w:p>
+    <w:p>
+      <w:r>
+        <w:t>•  「延実働車輌数」「搬送回数」「有料km」「無料km」「運輸実績」など、表示された項目に対象月の値を入力します。</w:t>
+      </w:r>
+    </w:p>
+    <w:p>
+      <w:r>
+        <w:t>•  入力値を確認し、「登録（Enter）」を押します。</w:t>
+      </w:r>
+    </w:p>
+    <w:p>
+      <w:r>
+        <w:t>東日本タブでは月単位の集計値を扱います。選択したシートの登録状態を画面で確認してください。月切替を行う前に「保存」を押すと、東日本の値もその月の控えとして保存されます。</w:t>
+      </w:r>
+    </w:p>
+    <w:p>
+      <w:pPr>
+        <w:jc w:val="center"/>
+      </w:pPr>
+      <w:r>
+        <w:drawing>
+          <wp:inline xmlns:a="http://schemas.openxmlformats.org/drawingml/2006/main" xmlns:pic="http://schemas.openxmlformats.org/drawingml/2006/picture">
+            <wp:extent cx="4389120" cy="4399164"/>
+            <wp:docPr id="4" name="Picture 4"/>
+            <wp:cNvGraphicFramePr>
+              <a:graphicFrameLocks noChangeAspect="1"/>
+            </wp:cNvGraphicFramePr>
+            <a:graphic>
+              <a:graphicData uri="http://schemas.openxmlformats.org/drawingml/2006/picture">
+                <pic:pic>
+                  <pic:nvPicPr>
+                    <pic:cNvPr id="0" name="east.jpg" descr="東日本タブの入力画面。延実働車輌数、搬送回数、有料km、無料km、運輸実績の入力欄が表示されています。" title="取扱説明書の画面画像"/>
+                    <pic:cNvPicPr/>
+                  </pic:nvPicPr>
+                  <pic:blipFill>
+                    <a:blip r:embed="rId15"/>
+                    <a:stretch>
+                      <a:fillRect/>
+                    </a:stretch>
+                  </pic:blipFill>
+                  <pic:spPr>
+                    <a:xfrm>
+                      <a:off x="0" y="0"/>
+                      <a:ext cx="4389120" cy="4399164"/>
+                    </a:xfrm>
+                    <a:prstGeom prst="rect"/>
+                  </pic:spPr>
+                </pic:pic>
+              </a:graphicData>
+            </a:graphic>
+          </wp:inline>
+        </w:drawing>
+      </w:r>
+    </w:p>
+    <w:p>
+      <w:pPr>
+        <w:spacing w:after="160"/>
+        <w:jc w:val="center"/>
+      </w:pPr>
+      <w:r>
         <w:rPr>
-          <w:b/>
-          <w:bCs/>
+          <w:i/>
+          <w:sz w:val="18"/>
         </w:rPr>
+        <w:t>図4　東日本タブ。月単位の集計値を入力します。</w:t>
+      </w:r>
+    </w:p>
+    <w:p>
+      <w:pPr>
+        <w:pStyle w:val="1"/>
+      </w:pPr>
+      <w:r>
+        <w:t>5. PDFの日報を読み込む（利用する場合）</w:t>
+      </w:r>
+    </w:p>
+    <w:p>
+      <w:r>
+        <w:t>「その他」→「PDF読み込み」から日報PDFの解析画面を開きます。初回はAIサービスのAPIキー設定が必要です。解析された内容は自動で確定したものとして扱わず、必ず元の日報と照合してください。</w:t>
+      </w:r>
+    </w:p>
+    <w:p>
+      <w:r>
+        <w:t>•  対象のPDFを読み込み、解析結果の一覧を確認します。</w:t>
+      </w:r>
+    </w:p>
+    <w:p>
+      <w:r>
+        <w:t>•  各行の「PDF」ボタンで元ページを開き、日付・車両・搬送／移動・距離・給油などを照合します。</w:t>
+      </w:r>
+    </w:p>
+    <w:p>
+      <w:r>
+        <w:t>•  不足項目や誤りを画面上で修正します。状態が登録可能で、内容の確認が済んだ行にチェックを入れます。</w:t>
+      </w:r>
+    </w:p>
+    <w:p>
+      <w:r>
+        <w:t>•  確認済みの行だけを登録します。登録内容は通常タブの入力実績に反映されます。</w:t>
+      </w:r>
+    </w:p>
+    <w:tbl>
+      <w:tblPr>
+        <w:tblW w:type="auto" w:w="0"/>
+        <w:jc w:val="center"/>
+        <w:tblLook w:firstColumn="1" w:firstRow="1" w:lastColumn="0" w:lastRow="0" w:noHBand="0" w:noVBand="1" w:val="04A0"/>
+      </w:tblPr>
+      <w:tblGrid>
+        <w:gridCol w:w="9602"/>
+      </w:tblGrid>
+      <w:tr>
+        <w:tc>
+          <w:tcPr>
+            <w:tcW w:type="dxa" w:w="9602"/>
+            <w:vAlign w:val="center"/>
+            <w:shd w:fill="EAF2F8"/>
+          </w:tcPr>
+          <w:p>
+            <w:pPr>
+              <w:spacing w:after="60"/>
+            </w:pPr>
+            <w:r>
+              <w:rPr>
+                <w:b/>
+              </w:rPr>
+              <w:t>必ず照合：</w:t>
+            </w:r>
+            <w:r>
+              <w:t>PDFのAI解析結果には誤りや判定不明の項目が含まれることがあります。元の日報を確認せずに一括登録しないでください。</w:t>
+            </w:r>
+          </w:p>
+        </w:tc>
+      </w:tr>
+    </w:tbl>
+    <w:p>
+      <w:pPr>
+        <w:spacing w:after="0"/>
+      </w:pPr>
+    </w:p>
+    <w:p>
+      <w:pPr>
+        <w:jc w:val="center"/>
+      </w:pPr>
+      <w:r>
+        <w:drawing>
+          <wp:inline xmlns:a="http://schemas.openxmlformats.org/drawingml/2006/main" xmlns:pic="http://schemas.openxmlformats.org/drawingml/2006/picture">
+            <wp:extent cx="5669280" cy="3528469"/>
+            <wp:docPr id="5" name="Picture 5"/>
+            <wp:cNvGraphicFramePr>
+              <a:graphicFrameLocks noChangeAspect="1"/>
+            </wp:cNvGraphicFramePr>
+            <a:graphic>
+              <a:graphicData uri="http://schemas.openxmlformats.org/drawingml/2006/picture">
+                <pic:pic>
+                  <pic:nvPicPr>
+                    <pic:cNvPr id="0" name="pdf.jpg" descr="PDF読み込み画面の例。日報の解析結果、元PDFとの照合、確認済み項目の登録操作が表示されています。" title="取扱説明書の画面画像"/>
+                    <pic:cNvPicPr/>
+                  </pic:nvPicPr>
+                  <pic:blipFill>
+                    <a:blip r:embed="rId16"/>
+                    <a:stretch>
+                      <a:fillRect/>
+                    </a:stretch>
+                  </pic:blipFill>
+                  <pic:spPr>
+                    <a:xfrm>
+                      <a:off x="0" y="0"/>
+                      <a:ext cx="5669280" cy="3528469"/>
+                    </a:xfrm>
+                    <a:prstGeom prst="rect"/>
+                  </pic:spPr>
+                </pic:pic>
+              </a:graphicData>
+            </a:graphic>
+          </wp:inline>
+        </w:drawing>
+      </w:r>
+    </w:p>
+    <w:p>
+      <w:pPr>
+        <w:spacing w:after="160"/>
+        <w:jc w:val="center"/>
       </w:pPr>
       <w:r>
         <w:rPr>
-          <w:b/>
-          <w:bCs/>
+          <w:i/>
+          <w:sz w:val="18"/>
         </w:rPr>
-        <w:lastRenderedPageBreak/>
-        <w:t>7. トラブルシューティング</w:t>
-      </w:r>
-    </w:p>
-    <w:p>
-      <w:pPr>
-        <w:widowControl w:val="0"/>
-        <w:numPr>
-          <w:ilvl w:val="0"/>
-          <w:numId w:val="9"/>
-        </w:numPr>
-        <w:spacing w:after="160" w:line="259" w:lineRule="auto"/>
+        <w:t>図5　PDF読み込み画面の例。解析した各項目を元の日報と照合してから登録します。</w:t>
+      </w:r>
+    </w:p>
+    <w:p>
+      <w:pPr>
+        <w:pStyle w:val="1"/>
+      </w:pPr>
+      <w:r>
+        <w:t>6. 保存と実績月報の読み込み</w:t>
+      </w:r>
+    </w:p>
+    <w:p>
+      <w:pPr>
+        <w:pStyle w:val="2"/>
+      </w:pPr>
+      <w:r>
+        <w:t>入力内容を保存する</w:t>
+      </w:r>
+    </w:p>
+    <w:p>
+      <w:r>
+        <w:t>•  画面上部の期・R年・月と入力一覧を確認します。</w:t>
+      </w:r>
+    </w:p>
+    <w:p>
+      <w:r>
+        <w:t>•  「保存」を押すか、Ctrl+Sを押します。</w:t>
+      </w:r>
+    </w:p>
+    <w:p>
+      <w:r>
+        <w:t>•  保存完了の表示を確認します。</w:t>
+      </w:r>
+    </w:p>
+    <w:p>
+      <w:r>
+        <w:t>期・月・R年が揃っている場合、現在の月は保存済みとなり、クリア操作や転記後の自動クリアから保護されます。保存済みの月を再び通常の未保存状態に戻すには、「その他」→「月切替」→対象月を選択→「保存解除」を使います。</w:t>
+      </w:r>
+    </w:p>
+    <w:p>
+      <w:pPr>
+        <w:pStyle w:val="2"/>
+      </w:pPr>
+      <w:r>
+        <w:t>既存の実績月報を読み込む</w:t>
+      </w:r>
+    </w:p>
+    <w:p>
+      <w:r>
+        <w:t>•  「実績月報を読み込む」を押し、読み込むExcel形式（.xlsx）のファイルを選択します。</w:t>
+      </w:r>
+    </w:p>
+    <w:p>
+      <w:r>
+        <w:t>•  現在の作業内容を上書きする確認が表示されます。対象ファイルと上書き内容を確認して続行します。</w:t>
+      </w:r>
+    </w:p>
+    <w:p>
+      <w:r>
+        <w:t>•  読み込み完了の表示を確認し、期・R年・月、車両、各行の内容を確認します。</w:t>
+      </w:r>
+    </w:p>
+    <w:p>
+      <w:r>
+        <w:t>ファイル名に期・月・R年が含まれる場合は画面上部に反映されます。読み込み前に現在の作業内容を保存し、必要ならバックアップを作成してください。</w:t>
+      </w:r>
+    </w:p>
+    <w:p>
+      <w:pPr>
+        <w:pStyle w:val="1"/>
+      </w:pPr>
+      <w:r>
+        <w:t>7. 月報ファイルへ転記する</w:t>
+      </w:r>
+    </w:p>
+    <w:p>
+      <w:pPr>
+        <w:pStyle w:val="2"/>
+      </w:pPr>
+      <w:r>
+        <w:t>転記前に確認する</w:t>
+      </w:r>
+    </w:p>
+    <w:p>
+      <w:r>
+        <w:t>•  対象の期・R年・月を確認します。</w:t>
+      </w:r>
+    </w:p>
+    <w:p>
+      <w:r>
+        <w:t>•  通常タブの各車両の入力行と、東日本タブの集計値を確認します。</w:t>
+      </w:r>
+    </w:p>
+    <w:p>
+      <w:r>
+        <w:t>•  必要に応じて「保存」を押します。保存済みなら、転記後に画面がクリアされても保存した月データは月切替から再表示できます。</w:t>
+      </w:r>
+    </w:p>
+    <w:p>
+      <w:r>
+        <w:t>•  「転記」を押します。</w:t>
+      </w:r>
+    </w:p>
+    <w:p>
+      <w:pPr>
+        <w:pStyle w:val="2"/>
+      </w:pPr>
+      <w:r>
+        <w:t>確認画面で転記を実行する</w:t>
+      </w:r>
+    </w:p>
+    <w:p>
+      <w:r>
+        <w:t>•  車両数、エラー数、警告数、転記先の期・月・R年、推定売上を確認します。</w:t>
+      </w:r>
+    </w:p>
+    <w:p>
+      <w:r>
+        <w:t>•  確認事項の一覧を見て、エラーや警告のある車両を選びます。必要なら「データを修正」で戻って直します。</w:t>
+      </w:r>
+    </w:p>
+    <w:p>
+      <w:r>
+        <w:t>•  内容に問題がなければ「転記を実行」を押します。中止する場合は「中止」を選びます。</w:t>
+      </w:r>
+    </w:p>
+    <w:p>
+      <w:r>
+        <w:t>•  出力先のベースフォルダーを選択します。</w:t>
+      </w:r>
+    </w:p>
+    <w:p>
+      <w:r>
+        <w:t>•  進捗画面が完了したら閉じ、出力先に作成されたフォルダー内の月報ファイルと集計ファイルを開いて確認します。</w:t>
+      </w:r>
+    </w:p>
+    <w:tbl>
+      <w:tblPr>
+        <w:tblW w:type="auto" w:w="0"/>
+        <w:jc w:val="center"/>
+        <w:tblLook w:firstColumn="1" w:firstRow="1" w:lastColumn="0" w:lastRow="0" w:noHBand="0" w:noVBand="1" w:val="04A0"/>
+      </w:tblPr>
+      <w:tblGrid>
+        <w:gridCol w:w="9602"/>
+      </w:tblGrid>
+      <w:tr>
+        <w:tc>
+          <w:tcPr>
+            <w:tcW w:type="dxa" w:w="9602"/>
+            <w:vAlign w:val="center"/>
+            <w:shd w:fill="EAF2F8"/>
+          </w:tcPr>
+          <w:p>
+            <w:pPr>
+              <w:spacing w:after="60"/>
+            </w:pPr>
+            <w:r>
+              <w:rPr>
+                <w:b/>
+              </w:rPr>
+              <w:t>転記後の動作：</w:t>
+            </w:r>
+            <w:r>
+              <w:t>転記が成功すると、通常は現在の入力画面が次の入力用にクリアされます。保存済みの月はデータを残したまま新しい空の入力セッションへ切り替わります。未保存データを転記後も保持したい場合は、転記前に保存してください。確定済みの月では自動クリアが行われない場合があります。</w:t>
+            </w:r>
+          </w:p>
+        </w:tc>
+      </w:tr>
+    </w:tbl>
+    <w:p>
+      <w:pPr>
+        <w:spacing w:after="0"/>
+      </w:pPr>
+    </w:p>
+    <w:p>
+      <w:pPr>
+        <w:jc w:val="center"/>
+      </w:pPr>
+      <w:r>
+        <w:drawing>
+          <wp:inline xmlns:a="http://schemas.openxmlformats.org/drawingml/2006/main" xmlns:pic="http://schemas.openxmlformats.org/drawingml/2006/picture">
+            <wp:extent cx="5669280" cy="3803021"/>
+            <wp:docPr id="6" name="Picture 6"/>
+            <wp:cNvGraphicFramePr>
+              <a:graphicFrameLocks noChangeAspect="1"/>
+            </wp:cNvGraphicFramePr>
+            <a:graphic>
+              <a:graphicData uri="http://schemas.openxmlformats.org/drawingml/2006/picture">
+                <pic:pic>
+                  <pic:nvPicPr>
+                    <pic:cNvPr id="0" name="transfer.jpg" descr="転記前の最終確認画面の例。対象期間、車両一覧、エラー・警告、転記実行ボタンが表示されています。数値は例示です。" title="取扱説明書の画面画像"/>
+                    <pic:cNvPicPr/>
+                  </pic:nvPicPr>
+                  <pic:blipFill>
+                    <a:blip r:embed="rId17"/>
+                    <a:stretch>
+                      <a:fillRect/>
+                    </a:stretch>
+                  </pic:blipFill>
+                  <pic:spPr>
+                    <a:xfrm>
+                      <a:off x="0" y="0"/>
+                      <a:ext cx="5669280" cy="3803021"/>
+                    </a:xfrm>
+                    <a:prstGeom prst="rect"/>
+                  </pic:spPr>
+                </pic:pic>
+              </a:graphicData>
+            </a:graphic>
+          </wp:inline>
+        </w:drawing>
+      </w:r>
+    </w:p>
+    <w:p>
+      <w:pPr>
+        <w:spacing w:after="160"/>
+        <w:jc w:val="center"/>
       </w:pPr>
       <w:r>
         <w:rPr>
-          <w:b/>
-          <w:bCs/>
+          <w:i/>
+          <w:sz w:val="18"/>
         </w:rPr>
-        <w:t>エラーが発生した場合:</w:t>
-      </w:r>
-    </w:p>
-    <w:p>
-      <w:pPr>
-        <w:widowControl w:val="0"/>
-        <w:numPr>
-          <w:ilvl w:val="1"/>
-          <w:numId w:val="9"/>
-        </w:numPr>
-        <w:spacing w:after="160" w:line="259" w:lineRule="auto"/>
-      </w:pPr>
-      <w:r>
-        <w:t>エラーメッセージが表示された場合は、その内容を管理者に報告してください。</w:t>
-      </w:r>
-    </w:p>
-    <w:p>
-      <w:pPr>
-        <w:widowControl w:val="0"/>
-        <w:numPr>
-          <w:ilvl w:val="1"/>
-          <w:numId w:val="9"/>
-        </w:numPr>
-        <w:spacing w:after="160" w:line="259" w:lineRule="auto"/>
-      </w:pPr>
-      <w:r>
-        <w:t>アプリケーションと同じ場所にある logs フォルダの中に、エラーの詳細が記録されたログファイル（例: 2024-05-21.log）が生成されます。このファイルを管理者に渡すと、問題解決の手助けになります。</w:t>
-      </w:r>
-    </w:p>
-    <w:p>
-      <w:pPr>
-        <w:widowControl w:val="0"/>
-        <w:numPr>
-          <w:ilvl w:val="0"/>
-          <w:numId w:val="9"/>
-        </w:numPr>
-        <w:spacing w:after="160" w:line="259" w:lineRule="auto"/>
+        <w:t>図6　転記前の最終確認画面。表示される期・月・R年や実績値は画面例です。</w:t>
+      </w:r>
+    </w:p>
+    <w:p>
+      <w:pPr>
+        <w:pStyle w:val="1"/>
+      </w:pPr>
+      <w:r>
+        <w:t>8. その他の機能</w:t>
+      </w:r>
+    </w:p>
+    <w:p>
+      <w:pPr>
+        <w:jc w:val="center"/>
+      </w:pPr>
+      <w:r>
+        <w:drawing>
+          <wp:inline xmlns:a="http://schemas.openxmlformats.org/drawingml/2006/main" xmlns:pic="http://schemas.openxmlformats.org/drawingml/2006/picture">
+            <wp:extent cx="1828800" cy="2868876"/>
+            <wp:docPr id="7" name="Picture 7"/>
+            <wp:cNvGraphicFramePr>
+              <a:graphicFrameLocks noChangeAspect="1"/>
+            </wp:cNvGraphicFramePr>
+            <a:graphic>
+              <a:graphicData uri="http://schemas.openxmlformats.org/drawingml/2006/picture">
+                <pic:pic>
+                  <pic:nvPicPr>
+                    <pic:cNvPr id="0" name="menu.jpg" descr="その他メニュー。月切替、PDF読み込み、年度集計、登録・修正履歴、バックアップ、復元、フォルダ、ヘルプ、設定、クリアを開けます。" title="取扱説明書の画面画像"/>
+                    <pic:cNvPicPr/>
+                  </pic:nvPicPr>
+                  <pic:blipFill>
+                    <a:blip r:embed="rId18"/>
+                    <a:stretch>
+                      <a:fillRect/>
+                    </a:stretch>
+                  </pic:blipFill>
+                  <pic:spPr>
+                    <a:xfrm>
+                      <a:off x="0" y="0"/>
+                      <a:ext cx="1828800" cy="2868876"/>
+                    </a:xfrm>
+                    <a:prstGeom prst="rect"/>
+                  </pic:spPr>
+                </pic:pic>
+              </a:graphicData>
+            </a:graphic>
+          </wp:inline>
+        </w:drawing>
+      </w:r>
+    </w:p>
+    <w:p>
+      <w:pPr>
+        <w:spacing w:after="160"/>
+        <w:jc w:val="center"/>
       </w:pPr>
       <w:r>
         <w:rPr>
-          <w:b/>
-          <w:bCs/>
+          <w:i/>
+          <w:sz w:val="18"/>
         </w:rPr>
-        <w:t>動作がおかしい場合:</w:t>
-      </w:r>
-    </w:p>
-    <w:p>
-      <w:pPr>
-        <w:widowControl w:val="0"/>
-        <w:numPr>
-          <w:ilvl w:val="1"/>
-          <w:numId w:val="9"/>
-        </w:numPr>
-        <w:spacing w:after="160" w:line="259" w:lineRule="auto"/>
-      </w:pPr>
-      <w:r>
-        <w:t>一度アプリケーションを終了し、再起動してみてください。</w:t>
-      </w:r>
-    </w:p>
-    <w:p>
-      <w:pPr>
-        <w:widowControl w:val="0"/>
-        <w:spacing w:after="160" w:line="259" w:lineRule="auto"/>
-      </w:pPr>
-      <w:r>
-        <w:pict w14:anchorId="57B0B78F">
-          <v:rect id="_x0000_i1030" style="width:730.5pt;height:1.5pt" o:hrpct="0" o:hralign="center" o:hrstd="t" o:hr="t" fillcolor="#a0a0a0" stroked="f">
-            <v:textbox inset="5.85pt,.7pt,5.85pt,.7pt"/>
-          </v:rect>
-        </w:pict>
-      </w:r>
-    </w:p>
-    <w:p/>
+        <w:t>図7　「その他」メニューから各機能を開きます。</w:t>
+      </w:r>
+    </w:p>
+    <w:p>
+      <w:pPr>
+        <w:pStyle w:val="2"/>
+      </w:pPr>
+      <w:r>
+        <w:t>年度集計</w:t>
+      </w:r>
+    </w:p>
+    <w:p>
+      <w:r>
+        <w:t>「その他」→「年度集計」から車両別の年度データを確認し、必要に応じて集計ファイルへ出力します。対象年度と車両を確認してから操作してください。</w:t>
+      </w:r>
+    </w:p>
+    <w:p>
+      <w:pPr>
+        <w:pStyle w:val="2"/>
+      </w:pPr>
+      <w:r>
+        <w:t>登録・修正履歴</w:t>
+      </w:r>
+    </w:p>
+    <w:p>
+      <w:r>
+        <w:t>「その他」→「登録・修正履歴」から、データの登録・修正履歴を確認できます。</w:t>
+      </w:r>
+    </w:p>
+    <w:p>
+      <w:pPr>
+        <w:pStyle w:val="2"/>
+      </w:pPr>
+      <w:r>
+        <w:t>バックアップと復元</w:t>
+      </w:r>
+    </w:p>
+    <w:p>
+      <w:r>
+        <w:t>「その他」→「バックアップ」で手動バックアップを作成します。「その他」→「フォルダ」でバックアップの保存場所を開けます。「復元」ではバックアップを選んでデータを戻せます。復元前に対象ファイルと復元対象を確認してください。アプリは起動時・終了時・データ消去前にも自動バックアップを作成します。</w:t>
+      </w:r>
+    </w:p>
+    <w:p>
+      <w:pPr>
+        <w:pStyle w:val="2"/>
+      </w:pPr>
+      <w:r>
+        <w:t>設定</w:t>
+      </w:r>
+    </w:p>
+    <w:p>
+      <w:r>
+        <w:t>「その他」→「設定」を開きます。主なタブと用途は次のとおりです。</w:t>
+      </w:r>
+    </w:p>
+    <w:tbl>
+      <w:tblPr>
+        <w:tblW w:type="auto" w:w="0"/>
+        <w:jc w:val="center"/>
+        <w:tblLook w:firstColumn="1" w:firstRow="1" w:lastColumn="0" w:lastRow="0" w:noHBand="0" w:noVBand="1" w:val="04A0"/>
+      </w:tblPr>
+      <w:tblGrid>
+        <w:gridCol w:w="4801"/>
+        <w:gridCol w:w="4801"/>
+      </w:tblGrid>
+      <w:tr>
+        <w:tc>
+          <w:tcPr>
+            <w:tcW w:type="dxa" w:w="4801"/>
+          </w:tcPr>
+          <w:p>
+            <w:r>
+              <w:t>設定タブ</w:t>
+            </w:r>
+          </w:p>
+        </w:tc>
+        <w:tc>
+          <w:tcPr>
+            <w:tcW w:type="dxa" w:w="4801"/>
+          </w:tcPr>
+          <w:p>
+            <w:r>
+              <w:t>用途</w:t>
+            </w:r>
+          </w:p>
+        </w:tc>
+      </w:tr>
+      <w:tr>
+        <w:tc>
+          <w:tcPr>
+            <w:tcW w:type="dxa" w:w="4801"/>
+          </w:tcPr>
+          <w:p>
+            <w:r>
+              <w:t>基本設定</w:t>
+            </w:r>
+          </w:p>
+        </w:tc>
+        <w:tc>
+          <w:tcPr>
+            <w:tcW w:type="dxa" w:w="4801"/>
+          </w:tcPr>
+          <w:p>
+            <w:r>
+              <w:t>元号などの基本設定、AI設定管理など。</w:t>
+            </w:r>
+          </w:p>
+        </w:tc>
+      </w:tr>
+      <w:tr>
+        <w:tc>
+          <w:tcPr>
+            <w:tcW w:type="dxa" w:w="4801"/>
+          </w:tcPr>
+          <w:p>
+            <w:r>
+              <w:t>列マッピング</w:t>
+            </w:r>
+          </w:p>
+        </w:tc>
+        <w:tc>
+          <w:tcPr>
+            <w:tcW w:type="dxa" w:w="4801"/>
+          </w:tcPr>
+          <w:p>
+            <w:r>
+              <w:t>Excelの配置変更に合わせて列番号やセル位置を調整します。通常は変更不要です。</w:t>
+            </w:r>
+          </w:p>
+        </w:tc>
+      </w:tr>
+      <w:tr>
+        <w:tc>
+          <w:tcPr>
+            <w:tcW w:type="dxa" w:w="4801"/>
+          </w:tcPr>
+          <w:p>
+            <w:r>
+              <w:t>車両シート管理</w:t>
+            </w:r>
+          </w:p>
+        </w:tc>
+        <w:tc>
+          <w:tcPr>
+            <w:tcW w:type="dxa" w:w="4801"/>
+          </w:tcPr>
+          <w:p>
+            <w:r>
+              <w:t>車両シート、深夜入力方式、給油管理対象などを設定します。</w:t>
+            </w:r>
+          </w:p>
+        </w:tc>
+      </w:tr>
+      <w:tr>
+        <w:tc>
+          <w:tcPr>
+            <w:tcW w:type="dxa" w:w="4801"/>
+          </w:tcPr>
+          <w:p>
+            <w:r>
+              <w:t>料金設定</w:t>
+            </w:r>
+          </w:p>
+        </w:tc>
+        <w:tc>
+          <w:tcPr>
+            <w:tcW w:type="dxa" w:w="4801"/>
+          </w:tcPr>
+          <w:p>
+            <w:r>
+              <w:t>寝台車・霊柩車などの基本料金、走行料金、深夜料金を設定します。料金は税込みで入力します。</w:t>
+            </w:r>
+          </w:p>
+        </w:tc>
+      </w:tr>
+      <w:tr>
+        <w:tc>
+          <w:tcPr>
+            <w:tcW w:type="dxa" w:w="4801"/>
+          </w:tcPr>
+          <w:p>
+            <w:r>
+              <w:t>ショートカット</w:t>
+            </w:r>
+          </w:p>
+        </w:tc>
+        <w:tc>
+          <w:tcPr>
+            <w:tcW w:type="dxa" w:w="4801"/>
+          </w:tcPr>
+          <w:p>
+            <w:r>
+              <w:t>各操作に割り当てるキーを設定します。キー欄を選んで実際のキーを入力し、画面下部の保存を押します。</w:t>
+            </w:r>
+          </w:p>
+        </w:tc>
+      </w:tr>
+      <w:tr>
+        <w:tc>
+          <w:tcPr>
+            <w:tcW w:type="dxa" w:w="4801"/>
+          </w:tcPr>
+          <w:p>
+            <w:r>
+              <w:t>フラグ管理</w:t>
+            </w:r>
+          </w:p>
+        </w:tc>
+        <w:tc>
+          <w:tcPr>
+            <w:tcW w:type="dxa" w:w="4801"/>
+          </w:tcPr>
+          <w:p>
+            <w:r>
+              <w:t>通常入力に表示する特殊項目、金額の計算方法、ショートカットなどを管理します。</w:t>
+            </w:r>
+          </w:p>
+        </w:tc>
+      </w:tr>
+      <w:tr>
+        <w:tc>
+          <w:tcPr>
+            <w:tcW w:type="dxa" w:w="4801"/>
+          </w:tcPr>
+          <w:p>
+            <w:r>
+              <w:t>バックアップ</w:t>
+            </w:r>
+          </w:p>
+        </w:tc>
+        <w:tc>
+          <w:tcPr>
+            <w:tcW w:type="dxa" w:w="4801"/>
+          </w:tcPr>
+          <w:p>
+            <w:r>
+              <w:t>自動・手動バックアップの保持件数を設定します。</w:t>
+            </w:r>
+          </w:p>
+        </w:tc>
+      </w:tr>
+    </w:tbl>
+    <w:p>
+      <w:pPr>
+        <w:spacing w:after="0"/>
+      </w:pPr>
+    </w:p>
+    <w:p>
+      <w:r>
+        <w:t>設定の変更後は画面下部の「保存」を押します。列マッピング、車両、料金、フラグの意味が分からない場合は、管理者に確認してから変更してください。</w:t>
+      </w:r>
+    </w:p>
+    <w:p>
+      <w:pPr>
+        <w:pStyle w:val="1"/>
+      </w:pPr>
+      <w:r>
+        <w:t>9. 困ったとき</w:t>
+      </w:r>
+    </w:p>
+    <w:tbl>
+      <w:tblPr>
+        <w:tblW w:type="auto" w:w="0"/>
+        <w:jc w:val="center"/>
+        <w:tblLook w:firstColumn="1" w:firstRow="1" w:lastColumn="0" w:lastRow="0" w:noHBand="0" w:noVBand="1" w:val="04A0"/>
+      </w:tblPr>
+      <w:tblGrid>
+        <w:gridCol w:w="4801"/>
+        <w:gridCol w:w="4801"/>
+      </w:tblGrid>
+      <w:tr>
+        <w:tc>
+          <w:tcPr>
+            <w:tcW w:type="dxa" w:w="4801"/>
+          </w:tcPr>
+          <w:p>
+            <w:r>
+              <w:t>状況</w:t>
+            </w:r>
+          </w:p>
+        </w:tc>
+        <w:tc>
+          <w:tcPr>
+            <w:tcW w:type="dxa" w:w="4801"/>
+          </w:tcPr>
+          <w:p>
+            <w:r>
+              <w:t>確認すること</w:t>
+            </w:r>
+          </w:p>
+        </w:tc>
+      </w:tr>
+      <w:tr>
+        <w:tc>
+          <w:tcPr>
+            <w:tcW w:type="dxa" w:w="4801"/>
+          </w:tcPr>
+          <w:p>
+            <w:r>
+              <w:t>入力欄にエラーが出る</w:t>
+            </w:r>
+          </w:p>
+        </w:tc>
+        <w:tc>
+          <w:tcPr>
+            <w:tcW w:type="dxa" w:w="4801"/>
+          </w:tcPr>
+          <w:p>
+            <w:r>
+              <w:t>表示されたメッセージを読み、日付や数値、必須項目を確認して入力し直します。</w:t>
+            </w:r>
+          </w:p>
+        </w:tc>
+      </w:tr>
+      <w:tr>
+        <w:tc>
+          <w:tcPr>
+            <w:tcW w:type="dxa" w:w="4801"/>
+          </w:tcPr>
+          <w:p>
+            <w:r>
+              <w:t>月報読み込み後に内容が違う</w:t>
+            </w:r>
+          </w:p>
+        </w:tc>
+        <w:tc>
+          <w:tcPr>
+            <w:tcW w:type="dxa" w:w="4801"/>
+          </w:tcPr>
+          <w:p>
+            <w:r>
+              <w:t>読み込んだファイル名、画面上部の期・月・R年、対象車両を確認します。必要なら正しい月報を再度読み込みます。</w:t>
+            </w:r>
+          </w:p>
+        </w:tc>
+      </w:tr>
+      <w:tr>
+        <w:tc>
+          <w:tcPr>
+            <w:tcW w:type="dxa" w:w="4801"/>
+          </w:tcPr>
+          <w:p>
+            <w:r>
+              <w:t>転記できない／確認画面にエラーがある</w:t>
+            </w:r>
+          </w:p>
+        </w:tc>
+        <w:tc>
+          <w:tcPr>
+            <w:tcW w:type="dxa" w:w="4801"/>
+          </w:tcPr>
+          <w:p>
+            <w:r>
+              <w:t>エラー対象の車両を確認画面で選び、入力不足や設定を修正してから再実行します。</w:t>
+            </w:r>
+          </w:p>
+        </w:tc>
+      </w:tr>
+      <w:tr>
+        <w:tc>
+          <w:tcPr>
+            <w:tcW w:type="dxa" w:w="4801"/>
+          </w:tcPr>
+          <w:p>
+            <w:r>
+              <w:t>保存済みの月が編集できない</w:t>
+            </w:r>
+          </w:p>
+        </w:tc>
+        <w:tc>
+          <w:tcPr>
+            <w:tcW w:type="dxa" w:w="4801"/>
+          </w:tcPr>
+          <w:p>
+            <w:r>
+              <w:t>「その他」→「月切替」で対象月の状態を確認し、必要な場合だけ「保存解除」または「確定解除」を行います。</w:t>
+            </w:r>
+          </w:p>
+        </w:tc>
+      </w:tr>
+      <w:tr>
+        <w:tc>
+          <w:tcPr>
+            <w:tcW w:type="dxa" w:w="4801"/>
+          </w:tcPr>
+          <w:p>
+            <w:r>
+              <w:t>エラーが続く</w:t>
+            </w:r>
+          </w:p>
+        </w:tc>
+        <w:tc>
+          <w:tcPr>
+            <w:tcW w:type="dxa" w:w="4801"/>
+          </w:tcPr>
+          <w:p>
+            <w:r>
+              <w:t>画面のエラーメッセージと操作ログを記録し、管理者へ連絡します。アプリの logs フォルダーにログファイルがある場合は、管理者の指示に従って共有します。</w:t>
+            </w:r>
+          </w:p>
+        </w:tc>
+      </w:tr>
+    </w:tbl>
+    <w:p>
+      <w:pPr>
+        <w:spacing w:after="0"/>
+      </w:pPr>
+    </w:p>
+    <w:p>
+      <w:r>
+        <w:t>アプリが応答しない場合は、処理中でないことを確認してから再起動します。処理中に強制終了すると、処理が完了しないことがあります。</w:t>
+      </w:r>
+    </w:p>
+    <w:p>
+      <w:pPr>
+        <w:pStyle w:val="1"/>
+      </w:pPr>
+      <w:r>
+        <w:t>10. 画面画像について</w:t>
+      </w:r>
+    </w:p>
+    <w:p>
+      <w:r>
+        <w:t>掲載画面は操作を説明するための例です。転記前確認画面に表示された期・月・R年・金額は例示値です。実際の操作時は、対象期間と表示内容を必ず確認してください。</w:t>
+      </w:r>
+    </w:p>
     <w:sectPr>
+      <w:footerReference w:type="default" r:id="rId19"/>
       <w:pgSz w:w="11906" w:h="16838" w:code="9"/>
-      <w:pgMar w:top="720" w:right="720" w:bottom="720" w:left="720" w:header="851" w:footer="992" w:gutter="0"/>
+      <w:pgMar w:top="1008" w:right="1152" w:bottom="1008" w:left="1152" w:header="851" w:footer="992" w:gutter="0"/>
       <w:cols w:space="425"/>
       <w:docGrid w:type="lines" w:linePitch="360"/>
     </w:sectPr>
   </w:body>
 </w:document>
+</file>
+
+<file path=word/footer1.xml><?xml version="1.0" encoding="utf-8"?>
+<w:ftr xmlns:m="http://schemas.openxmlformats.org/officeDocument/2006/math" xmlns:mc="http://schemas.openxmlformats.org/markup-compatibility/2006" xmlns:mo="http://schemas.microsoft.com/office/mac/office/2008/main" xmlns:mv="urn:schemas-microsoft-com:mac:vml" xmlns:o="urn:schemas-microsoft-com:office:office" xmlns:r="http://schemas.openxmlformats.org/officeDocument/2006/relationships" xmlns:v="urn:schemas-microsoft-com:vml" xmlns:w10="urn:schemas-microsoft-com:office:word" xmlns:w14="http://schemas.microsoft.com/office/word/2010/wordml" xmlns:w="http://schemas.openxmlformats.org/wordprocessingml/2006/main" xmlns:wne="http://schemas.microsoft.com/office/word/2006/wordml" xmlns:wp14="http://schemas.microsoft.com/office/word/2010/wordprocessingDrawing" xmlns:wp="http://schemas.openxmlformats.org/drawingml/2006/wordprocessingDrawing" xmlns:wpc="http://schemas.microsoft.com/office/word/2010/wordprocessingCanvas" xmlns:wpg="http://schemas.microsoft.com/office/word/2010/wordprocessingGroup" xmlns:wpi="http://schemas.microsoft.com/office/word/2010/wordprocessingInk" xmlns:wps="http://schemas.microsoft.com/office/word/2010/wordprocessingShape" mc:Ignorable="w14 wp14">
+  <w:p>
+    <w:pPr>
+      <w:pStyle w:val="Footer"/>
+      <w:jc w:val="center"/>
+    </w:pPr>
+    <w:r>
+      <w:rPr>
+        <w:rFonts w:ascii="Yu Gothic" w:hAnsi="Yu Gothic" w:eastAsia="Yu Gothic"/>
+        <w:sz w:val="16"/>
+      </w:rPr>
+      <w:t xml:space="preserve">搬送実績入力ツール 取扱説明書　｜　</w:t>
+    </w:r>
+    <w:fldSimple w:instr="PAGE"/>
+  </w:p>
+</w:ftr>
 </file>
 
 <file path=word/numbering.xml><?xml version="1.0" encoding="utf-8"?>
@@ -4716,6 +3800,13 @@
     <w:name w:val="Normal"/>
     <w:qFormat/>
     <w:rsid w:val="0046152A"/>
+    <w:pPr>
+      <w:spacing w:after="100" w:line="269" w:lineRule="auto"/>
+    </w:pPr>
+    <w:rPr>
+      <w:rFonts w:ascii="Yu Gothic" w:hAnsi="Yu Gothic" w:eastAsia="Yu Gothic"/>
+      <w:sz w:val="21"/>
+    </w:rPr>
   </w:style>
   <w:style w:type="paragraph" w:styleId="1">
     <w:name w:val="heading 1"/>
@@ -4728,13 +3819,14 @@
     <w:pPr>
       <w:keepNext/>
       <w:keepLines/>
-      <w:spacing w:before="360" w:after="40" w:line="240" w:lineRule="auto"/>
+      <w:spacing w:before="320" w:after="160" w:line="240" w:lineRule="auto"/>
       <w:outlineLvl w:val="0"/>
     </w:pPr>
     <w:rPr>
-      <w:rFonts w:asciiTheme="majorHAnsi" w:eastAsiaTheme="majorEastAsia" w:hAnsiTheme="majorHAnsi" w:cstheme="majorBidi"/>
+      <w:rFonts w:asciiTheme="majorHAnsi" w:eastAsiaTheme="majorEastAsia" w:hAnsiTheme="majorHAnsi" w:cstheme="majorBidi" w:ascii="Yu Gothic" w:hAnsi="Yu Gothic" w:eastAsia="Yu Gothic"/>
+      <w:b/>
       <w:color w:val="538135" w:themeColor="accent6" w:themeShade="BF"/>
-      <w:sz w:val="40"/>
+      <w:sz w:val="34"/>
       <w:szCs w:val="40"/>
     </w:rPr>
   </w:style>
@@ -4751,13 +3843,14 @@
     <w:pPr>
       <w:keepNext/>
       <w:keepLines/>
-      <w:spacing w:before="80" w:after="0" w:line="240" w:lineRule="auto"/>
+      <w:spacing w:before="220" w:after="100" w:line="240" w:lineRule="auto"/>
       <w:outlineLvl w:val="1"/>
     </w:pPr>
     <w:rPr>
-      <w:rFonts w:asciiTheme="majorHAnsi" w:eastAsiaTheme="majorEastAsia" w:hAnsiTheme="majorHAnsi" w:cstheme="majorBidi"/>
+      <w:rFonts w:asciiTheme="majorHAnsi" w:eastAsiaTheme="majorEastAsia" w:hAnsiTheme="majorHAnsi" w:cstheme="majorBidi" w:ascii="Yu Gothic" w:hAnsi="Yu Gothic" w:eastAsia="Yu Gothic"/>
+      <w:b/>
       <w:color w:val="538135" w:themeColor="accent6" w:themeShade="BF"/>
-      <w:sz w:val="28"/>
+      <w:sz w:val="26"/>
       <w:szCs w:val="28"/>
     </w:rPr>
   </w:style>
@@ -4778,9 +3871,10 @@
       <w:outlineLvl w:val="2"/>
     </w:pPr>
     <w:rPr>
-      <w:rFonts w:asciiTheme="majorHAnsi" w:eastAsiaTheme="majorEastAsia" w:hAnsiTheme="majorHAnsi" w:cstheme="majorBidi"/>
+      <w:rFonts w:asciiTheme="majorHAnsi" w:eastAsiaTheme="majorEastAsia" w:hAnsiTheme="majorHAnsi" w:cstheme="majorBidi" w:ascii="Yu Gothic" w:hAnsi="Yu Gothic" w:eastAsia="Yu Gothic"/>
+      <w:b/>
       <w:color w:val="538135" w:themeColor="accent6" w:themeShade="BF"/>
-      <w:sz w:val="24"/>
+      <w:sz w:val="22"/>
       <w:szCs w:val="24"/>
     </w:rPr>
   </w:style>
@@ -5099,10 +4193,11 @@
       <w:contextualSpacing/>
     </w:pPr>
     <w:rPr>
-      <w:rFonts w:asciiTheme="majorHAnsi" w:eastAsiaTheme="majorEastAsia" w:hAnsiTheme="majorHAnsi" w:cstheme="majorBidi"/>
+      <w:rFonts w:asciiTheme="majorHAnsi" w:eastAsiaTheme="majorEastAsia" w:hAnsiTheme="majorHAnsi" w:cstheme="majorBidi" w:ascii="Yu Gothic" w:hAnsi="Yu Gothic" w:eastAsia="Yu Gothic"/>
+      <w:b/>
       <w:color w:val="262626" w:themeColor="text1" w:themeTint="D9"/>
       <w:spacing w:val="-15"/>
-      <w:sz w:val="96"/>
+      <w:sz w:val="48"/>
       <w:szCs w:val="96"/>
     </w:rPr>
   </w:style>
